--- a/SDNReport.docx
+++ b/SDNReport.docx
@@ -6,23 +6,39 @@
       <w:pPr>
         <w:jc w:val="center"/>
         <w:rPr>
-          <w:lang w:val="en-US"/>
-        </w:rPr>
-      </w:pPr>
-      <w:r>
-        <w:rPr>
+          <w:b/>
+          <w:bCs/>
+          <w:sz w:val="36"/>
+          <w:szCs w:val="36"/>
+          <w:lang w:val="en-US"/>
+        </w:rPr>
+      </w:pPr>
+      <w:r>
+        <w:rPr>
+          <w:b/>
+          <w:bCs/>
+          <w:sz w:val="36"/>
+          <w:szCs w:val="36"/>
           <w:lang w:val="en-US"/>
         </w:rPr>
         <w:t xml:space="preserve">CN Project </w:t>
       </w:r>
       <w:r>
         <w:rPr>
+          <w:b/>
+          <w:bCs/>
+          <w:sz w:val="36"/>
+          <w:szCs w:val="36"/>
           <w:lang w:val="en-US"/>
         </w:rPr>
         <w:t>–</w:t>
       </w:r>
       <w:r>
         <w:rPr>
+          <w:b/>
+          <w:bCs/>
+          <w:sz w:val="36"/>
+          <w:szCs w:val="36"/>
           <w:lang w:val="en-US"/>
         </w:rPr>
         <w:t xml:space="preserve"> SDN</w:t>
@@ -31,24 +47,52 @@
     <w:p>
       <w:pPr>
         <w:rPr>
-          <w:lang w:val="en-US"/>
-        </w:rPr>
-      </w:pPr>
-      <w:r>
-        <w:rPr>
-          <w:lang w:val="en-US"/>
-        </w:rPr>
-        <w:t>Name: Hamza Shabbir Sahapurwala</w:t>
-      </w:r>
-    </w:p>
-    <w:p>
-      <w:pPr>
-        <w:rPr>
-          <w:lang w:val="en-US"/>
-        </w:rPr>
-      </w:pPr>
-      <w:r>
-        <w:rPr>
+          <w:b/>
+          <w:bCs/>
+          <w:sz w:val="36"/>
+          <w:szCs w:val="36"/>
+          <w:lang w:val="en-US"/>
+        </w:rPr>
+      </w:pPr>
+      <w:r>
+        <w:rPr>
+          <w:b/>
+          <w:bCs/>
+          <w:sz w:val="36"/>
+          <w:szCs w:val="36"/>
+          <w:lang w:val="en-US"/>
+        </w:rPr>
+        <w:t xml:space="preserve">Name: Hamza Shabbir </w:t>
+      </w:r>
+      <w:proofErr w:type="spellStart"/>
+      <w:r>
+        <w:rPr>
+          <w:b/>
+          <w:bCs/>
+          <w:sz w:val="36"/>
+          <w:szCs w:val="36"/>
+          <w:lang w:val="en-US"/>
+        </w:rPr>
+        <w:t>Sahapurwala</w:t>
+      </w:r>
+      <w:proofErr w:type="spellEnd"/>
+    </w:p>
+    <w:p>
+      <w:pPr>
+        <w:rPr>
+          <w:b/>
+          <w:bCs/>
+          <w:sz w:val="36"/>
+          <w:szCs w:val="36"/>
+          <w:lang w:val="en-US"/>
+        </w:rPr>
+      </w:pPr>
+      <w:r>
+        <w:rPr>
+          <w:b/>
+          <w:bCs/>
+          <w:sz w:val="36"/>
+          <w:szCs w:val="36"/>
           <w:lang w:val="en-US"/>
         </w:rPr>
         <w:t>SRN: PES2UG24CS177</w:t>
@@ -57,11 +101,19 @@
     <w:p>
       <w:pPr>
         <w:rPr>
-          <w:lang w:val="en-US"/>
-        </w:rPr>
-      </w:pPr>
-      <w:r>
-        <w:rPr>
+          <w:b/>
+          <w:bCs/>
+          <w:sz w:val="36"/>
+          <w:szCs w:val="36"/>
+          <w:lang w:val="en-US"/>
+        </w:rPr>
+      </w:pPr>
+      <w:r>
+        <w:rPr>
+          <w:b/>
+          <w:bCs/>
+          <w:sz w:val="36"/>
+          <w:szCs w:val="36"/>
           <w:lang w:val="en-US"/>
         </w:rPr>
         <w:t>Section: C</w:t>
@@ -70,17 +122,30 @@
     <w:p>
       <w:pPr>
         <w:rPr>
-          <w:lang w:val="en-US"/>
-        </w:rPr>
-      </w:pPr>
-      <w:r>
-        <w:rPr>
+          <w:b/>
+          <w:bCs/>
+          <w:sz w:val="36"/>
+          <w:szCs w:val="36"/>
+          <w:vertAlign w:val="superscript"/>
+          <w:lang w:val="en-US"/>
+        </w:rPr>
+      </w:pPr>
+      <w:r>
+        <w:rPr>
+          <w:b/>
+          <w:bCs/>
+          <w:sz w:val="36"/>
+          <w:szCs w:val="36"/>
           <w:lang w:val="en-US"/>
         </w:rPr>
         <w:t>Semester: 4</w:t>
       </w:r>
       <w:r>
         <w:rPr>
+          <w:b/>
+          <w:bCs/>
+          <w:sz w:val="36"/>
+          <w:szCs w:val="36"/>
           <w:vertAlign w:val="superscript"/>
           <w:lang w:val="en-US"/>
         </w:rPr>
@@ -90,11 +155,2772 @@
     <w:p>
       <w:pPr>
         <w:rPr>
-          <w:lang w:val="en-US"/>
-        </w:rPr>
-      </w:pPr>
-      <w:r>
-        <w:rPr>
+          <w:b/>
+          <w:bCs/>
+          <w:sz w:val="52"/>
+          <w:szCs w:val="52"/>
+          <w:vertAlign w:val="superscript"/>
+          <w:lang w:val="en-US"/>
+        </w:rPr>
+      </w:pPr>
+    </w:p>
+    <w:p>
+      <w:pPr>
+        <w:rPr>
+          <w:b/>
+          <w:bCs/>
+          <w:sz w:val="52"/>
+          <w:szCs w:val="52"/>
+          <w:vertAlign w:val="superscript"/>
+          <w:lang w:val="en-US"/>
+        </w:rPr>
+      </w:pPr>
+      <w:bookmarkStart w:id="0" w:name="_GoBack"/>
+      <w:bookmarkEnd w:id="0"/>
+    </w:p>
+    <w:p>
+      <w:pPr>
+        <w:rPr>
+          <w:b/>
+          <w:bCs/>
+          <w:sz w:val="52"/>
+          <w:szCs w:val="52"/>
+          <w:vertAlign w:val="superscript"/>
+          <w:lang w:val="en-US"/>
+        </w:rPr>
+      </w:pPr>
+      <w:r>
+        <w:rPr>
+          <w:b/>
+          <w:bCs/>
+          <w:sz w:val="52"/>
+          <w:szCs w:val="52"/>
+          <w:vertAlign w:val="superscript"/>
+          <w:lang w:val="en-US"/>
+        </w:rPr>
+        <w:t>Problem Statement:</w:t>
+      </w:r>
+    </w:p>
+    <w:p>
+      <w:pPr>
+        <w:rPr>
+          <w:sz w:val="40"/>
+          <w:szCs w:val="40"/>
+          <w:vertAlign w:val="superscript"/>
+          <w:lang w:val="en-US"/>
+        </w:rPr>
+      </w:pPr>
+      <w:r>
+        <w:rPr>
+          <w:sz w:val="40"/>
+          <w:szCs w:val="40"/>
+          <w:vertAlign w:val="superscript"/>
+          <w:lang w:val="en-US"/>
+        </w:rPr>
+        <w:t>Build a controller module that collects and displays traffic statistics.</w:t>
+      </w:r>
+    </w:p>
+    <w:p>
+      <w:pPr>
+        <w:pStyle w:val="ListParagraph"/>
+        <w:numPr>
+          <w:ilvl w:val="0"/>
+          <w:numId w:val="1"/>
+        </w:numPr>
+        <w:rPr>
+          <w:sz w:val="40"/>
+          <w:szCs w:val="40"/>
+          <w:vertAlign w:val="superscript"/>
+          <w:lang w:val="en-US"/>
+        </w:rPr>
+      </w:pPr>
+      <w:r>
+        <w:rPr>
+          <w:sz w:val="40"/>
+          <w:szCs w:val="40"/>
+          <w:vertAlign w:val="superscript"/>
+          <w:lang w:val="en-US"/>
+        </w:rPr>
+        <w:t>Retrieve flow statistics</w:t>
+      </w:r>
+    </w:p>
+    <w:p>
+      <w:pPr>
+        <w:pStyle w:val="ListParagraph"/>
+        <w:numPr>
+          <w:ilvl w:val="0"/>
+          <w:numId w:val="1"/>
+        </w:numPr>
+        <w:rPr>
+          <w:sz w:val="40"/>
+          <w:szCs w:val="40"/>
+          <w:vertAlign w:val="superscript"/>
+          <w:lang w:val="en-US"/>
+        </w:rPr>
+      </w:pPr>
+      <w:r>
+        <w:rPr>
+          <w:sz w:val="40"/>
+          <w:szCs w:val="40"/>
+          <w:vertAlign w:val="superscript"/>
+          <w:lang w:val="en-US"/>
+        </w:rPr>
+        <w:t>Display packet/byte counts</w:t>
+      </w:r>
+    </w:p>
+    <w:p>
+      <w:pPr>
+        <w:pStyle w:val="ListParagraph"/>
+        <w:numPr>
+          <w:ilvl w:val="0"/>
+          <w:numId w:val="1"/>
+        </w:numPr>
+        <w:rPr>
+          <w:sz w:val="40"/>
+          <w:szCs w:val="40"/>
+          <w:vertAlign w:val="superscript"/>
+          <w:lang w:val="en-US"/>
+        </w:rPr>
+      </w:pPr>
+      <w:r>
+        <w:rPr>
+          <w:sz w:val="40"/>
+          <w:szCs w:val="40"/>
+          <w:vertAlign w:val="superscript"/>
+          <w:lang w:val="en-US"/>
+        </w:rPr>
+        <w:t>Periodic monitoring</w:t>
+      </w:r>
+    </w:p>
+    <w:p>
+      <w:pPr>
+        <w:pStyle w:val="ListParagraph"/>
+        <w:numPr>
+          <w:ilvl w:val="0"/>
+          <w:numId w:val="1"/>
+        </w:numPr>
+        <w:rPr>
+          <w:sz w:val="40"/>
+          <w:szCs w:val="40"/>
+          <w:vertAlign w:val="superscript"/>
+          <w:lang w:val="en-US"/>
+        </w:rPr>
+      </w:pPr>
+      <w:r>
+        <w:rPr>
+          <w:sz w:val="40"/>
+          <w:szCs w:val="40"/>
+          <w:vertAlign w:val="superscript"/>
+          <w:lang w:val="en-US"/>
+        </w:rPr>
+        <w:t>Generate simple reports</w:t>
+      </w:r>
+    </w:p>
+    <w:p>
+      <w:pPr>
+        <w:rPr>
+          <w:b/>
+          <w:bCs/>
+          <w:sz w:val="56"/>
+          <w:szCs w:val="56"/>
+          <w:vertAlign w:val="superscript"/>
+          <w:lang w:val="en-US"/>
+        </w:rPr>
+      </w:pPr>
+    </w:p>
+    <w:p>
+      <w:pPr>
+        <w:rPr>
+          <w:b/>
+          <w:bCs/>
+          <w:sz w:val="56"/>
+          <w:szCs w:val="56"/>
+          <w:vertAlign w:val="superscript"/>
+          <w:lang w:val="en-US"/>
+        </w:rPr>
+      </w:pPr>
+    </w:p>
+    <w:p>
+      <w:pPr>
+        <w:rPr>
+          <w:b/>
+          <w:bCs/>
+          <w:sz w:val="56"/>
+          <w:szCs w:val="56"/>
+          <w:vertAlign w:val="superscript"/>
+          <w:lang w:val="en-US"/>
+        </w:rPr>
+      </w:pPr>
+    </w:p>
+    <w:p>
+      <w:pPr>
+        <w:rPr>
+          <w:b/>
+          <w:bCs/>
+          <w:sz w:val="56"/>
+          <w:szCs w:val="56"/>
+          <w:vertAlign w:val="superscript"/>
+          <w:lang w:val="en-US"/>
+        </w:rPr>
+      </w:pPr>
+    </w:p>
+    <w:p>
+      <w:pPr>
+        <w:rPr>
+          <w:b/>
+          <w:bCs/>
+          <w:sz w:val="56"/>
+          <w:szCs w:val="56"/>
+          <w:vertAlign w:val="superscript"/>
+          <w:lang w:val="en-US"/>
+        </w:rPr>
+      </w:pPr>
+    </w:p>
+    <w:p>
+      <w:pPr>
+        <w:rPr>
+          <w:b/>
+          <w:bCs/>
+          <w:sz w:val="56"/>
+          <w:szCs w:val="56"/>
+          <w:vertAlign w:val="superscript"/>
+          <w:lang w:val="en-US"/>
+        </w:rPr>
+      </w:pPr>
+    </w:p>
+    <w:p>
+      <w:pPr>
+        <w:rPr>
+          <w:b/>
+          <w:bCs/>
+          <w:sz w:val="56"/>
+          <w:szCs w:val="56"/>
+          <w:vertAlign w:val="superscript"/>
+          <w:lang w:val="en-US"/>
+        </w:rPr>
+      </w:pPr>
+      <w:r>
+        <w:rPr>
+          <w:b/>
+          <w:bCs/>
+          <w:sz w:val="56"/>
+          <w:szCs w:val="56"/>
+          <w:vertAlign w:val="superscript"/>
+          <w:lang w:val="en-US"/>
+        </w:rPr>
+        <w:lastRenderedPageBreak/>
+        <w:t>Code:</w:t>
+      </w:r>
+    </w:p>
+    <w:p>
+      <w:pPr>
+        <w:rPr>
+          <w:lang w:val="en-US"/>
+        </w:rPr>
+      </w:pPr>
+      <w:r>
+        <w:rPr>
+          <w:lang w:val="en-US"/>
+        </w:rPr>
+        <w:t xml:space="preserve">from </w:t>
+      </w:r>
+      <w:proofErr w:type="spellStart"/>
+      <w:proofErr w:type="gramStart"/>
+      <w:r>
+        <w:rPr>
+          <w:lang w:val="en-US"/>
+        </w:rPr>
+        <w:t>pox.core</w:t>
+      </w:r>
+      <w:proofErr w:type="spellEnd"/>
+      <w:proofErr w:type="gramEnd"/>
+      <w:r>
+        <w:rPr>
+          <w:lang w:val="en-US"/>
+        </w:rPr>
+        <w:t xml:space="preserve"> import core</w:t>
+      </w:r>
+    </w:p>
+    <w:p>
+      <w:pPr>
+        <w:rPr>
+          <w:lang w:val="en-US"/>
+        </w:rPr>
+      </w:pPr>
+      <w:r>
+        <w:rPr>
+          <w:lang w:val="en-US"/>
+        </w:rPr>
+        <w:t xml:space="preserve">import </w:t>
+      </w:r>
+      <w:proofErr w:type="gramStart"/>
+      <w:r>
+        <w:rPr>
+          <w:lang w:val="en-US"/>
+        </w:rPr>
+        <w:t>pox.openflow</w:t>
+      </w:r>
+      <w:proofErr w:type="gramEnd"/>
+      <w:r>
+        <w:rPr>
+          <w:lang w:val="en-US"/>
+        </w:rPr>
+        <w:t>.libopenflow_01 as of</w:t>
+      </w:r>
+    </w:p>
+    <w:p>
+      <w:pPr>
+        <w:rPr>
+          <w:lang w:val="en-US"/>
+        </w:rPr>
+      </w:pPr>
+      <w:r>
+        <w:rPr>
+          <w:lang w:val="en-US"/>
+        </w:rPr>
+        <w:t xml:space="preserve">from </w:t>
+      </w:r>
+      <w:proofErr w:type="spellStart"/>
+      <w:proofErr w:type="gramStart"/>
+      <w:r>
+        <w:rPr>
+          <w:lang w:val="en-US"/>
+        </w:rPr>
+        <w:t>pox.lib.recoco</w:t>
+      </w:r>
+      <w:proofErr w:type="spellEnd"/>
+      <w:proofErr w:type="gramEnd"/>
+      <w:r>
+        <w:rPr>
+          <w:lang w:val="en-US"/>
+        </w:rPr>
+        <w:t xml:space="preserve"> import Timer</w:t>
+      </w:r>
+    </w:p>
+    <w:p>
+      <w:pPr>
+        <w:rPr>
+          <w:lang w:val="en-US"/>
+        </w:rPr>
+      </w:pPr>
+      <w:r>
+        <w:rPr>
+          <w:lang w:val="en-US"/>
+        </w:rPr>
+        <w:t xml:space="preserve">from </w:t>
+      </w:r>
+      <w:proofErr w:type="spellStart"/>
+      <w:proofErr w:type="gramStart"/>
+      <w:r>
+        <w:rPr>
+          <w:lang w:val="en-US"/>
+        </w:rPr>
+        <w:t>pox.lib.addresses</w:t>
+      </w:r>
+      <w:proofErr w:type="spellEnd"/>
+      <w:proofErr w:type="gramEnd"/>
+      <w:r>
+        <w:rPr>
+          <w:lang w:val="en-US"/>
+        </w:rPr>
+        <w:t xml:space="preserve"> import </w:t>
+      </w:r>
+      <w:proofErr w:type="spellStart"/>
+      <w:r>
+        <w:rPr>
+          <w:lang w:val="en-US"/>
+        </w:rPr>
+        <w:t>IPAddr</w:t>
+      </w:r>
+      <w:proofErr w:type="spellEnd"/>
+    </w:p>
+    <w:p>
+      <w:pPr>
+        <w:rPr>
+          <w:lang w:val="en-US"/>
+        </w:rPr>
+      </w:pPr>
+    </w:p>
+    <w:p>
+      <w:pPr>
+        <w:rPr>
+          <w:lang w:val="en-US"/>
+        </w:rPr>
+      </w:pPr>
+      <w:r>
+        <w:rPr>
+          <w:lang w:val="en-US"/>
+        </w:rPr>
+        <w:t xml:space="preserve">log = </w:t>
+      </w:r>
+      <w:proofErr w:type="spellStart"/>
+      <w:proofErr w:type="gramStart"/>
+      <w:r>
+        <w:rPr>
+          <w:lang w:val="en-US"/>
+        </w:rPr>
+        <w:t>core.getLogger</w:t>
+      </w:r>
+      <w:proofErr w:type="spellEnd"/>
+      <w:proofErr w:type="gramEnd"/>
+      <w:r>
+        <w:rPr>
+          <w:lang w:val="en-US"/>
+        </w:rPr>
+        <w:t>()</w:t>
+      </w:r>
+    </w:p>
+    <w:p>
+      <w:pPr>
+        <w:rPr>
+          <w:lang w:val="en-US"/>
+        </w:rPr>
+      </w:pPr>
+    </w:p>
+    <w:p>
+      <w:pPr>
+        <w:rPr>
+          <w:lang w:val="en-US"/>
+        </w:rPr>
+      </w:pPr>
+      <w:r>
+        <w:rPr>
+          <w:lang w:val="en-US"/>
+        </w:rPr>
+        <w:t># CONFIGURATION: Allow h1 (10.0.0.1) to talk to h2 (10.0.0.2)</w:t>
+      </w:r>
+    </w:p>
+    <w:p>
+      <w:pPr>
+        <w:rPr>
+          <w:lang w:val="en-US"/>
+        </w:rPr>
+      </w:pPr>
+      <w:r>
+        <w:rPr>
+          <w:lang w:val="en-US"/>
+        </w:rPr>
+        <w:t>ALLOWED_PAIR = (</w:t>
+      </w:r>
+      <w:proofErr w:type="spellStart"/>
+      <w:proofErr w:type="gramStart"/>
+      <w:r>
+        <w:rPr>
+          <w:lang w:val="en-US"/>
+        </w:rPr>
+        <w:t>IPAddr</w:t>
+      </w:r>
+      <w:proofErr w:type="spellEnd"/>
+      <w:r>
+        <w:rPr>
+          <w:lang w:val="en-US"/>
+        </w:rPr>
+        <w:t>(</w:t>
+      </w:r>
+      <w:proofErr w:type="gramEnd"/>
+      <w:r>
+        <w:rPr>
+          <w:lang w:val="en-US"/>
+        </w:rPr>
+        <w:t xml:space="preserve">"10.0.0.1"), </w:t>
+      </w:r>
+      <w:proofErr w:type="spellStart"/>
+      <w:r>
+        <w:rPr>
+          <w:lang w:val="en-US"/>
+        </w:rPr>
+        <w:t>IPAddr</w:t>
+      </w:r>
+      <w:proofErr w:type="spellEnd"/>
+      <w:r>
+        <w:rPr>
+          <w:lang w:val="en-US"/>
+        </w:rPr>
+        <w:t>("10.0.0.2"))</w:t>
+      </w:r>
+    </w:p>
+    <w:p>
+      <w:pPr>
+        <w:rPr>
+          <w:lang w:val="en-US"/>
+        </w:rPr>
+      </w:pPr>
+    </w:p>
+    <w:p>
+      <w:pPr>
+        <w:rPr>
+          <w:lang w:val="en-US"/>
+        </w:rPr>
+      </w:pPr>
+      <w:r>
+        <w:rPr>
+          <w:lang w:val="en-US"/>
+        </w:rPr>
+        <w:t xml:space="preserve">class </w:t>
+      </w:r>
+      <w:proofErr w:type="spellStart"/>
+      <w:r>
+        <w:rPr>
+          <w:lang w:val="en-US"/>
+        </w:rPr>
+        <w:t>SecureController</w:t>
+      </w:r>
+      <w:proofErr w:type="spellEnd"/>
+      <w:r>
+        <w:rPr>
+          <w:lang w:val="en-US"/>
+        </w:rPr>
+        <w:t>(object):</w:t>
+      </w:r>
+    </w:p>
+    <w:p>
+      <w:pPr>
+        <w:rPr>
+          <w:lang w:val="en-US"/>
+        </w:rPr>
+      </w:pPr>
+      <w:r>
+        <w:rPr>
+          <w:lang w:val="en-US"/>
+        </w:rPr>
+        <w:t xml:space="preserve">    def __</w:t>
+      </w:r>
+      <w:proofErr w:type="spellStart"/>
+      <w:r>
+        <w:rPr>
+          <w:lang w:val="en-US"/>
+        </w:rPr>
+        <w:t>init</w:t>
+      </w:r>
+      <w:proofErr w:type="spellEnd"/>
+      <w:r>
+        <w:rPr>
+          <w:lang w:val="en-US"/>
+        </w:rPr>
+        <w:t>__(self):</w:t>
+      </w:r>
+    </w:p>
+    <w:p>
+      <w:pPr>
+        <w:rPr>
+          <w:lang w:val="en-US"/>
+        </w:rPr>
+      </w:pPr>
+      <w:r>
+        <w:rPr>
+          <w:lang w:val="en-US"/>
+        </w:rPr>
+        <w:t xml:space="preserve">        </w:t>
+      </w:r>
+      <w:proofErr w:type="spellStart"/>
+      <w:proofErr w:type="gramStart"/>
+      <w:r>
+        <w:rPr>
+          <w:lang w:val="en-US"/>
+        </w:rPr>
+        <w:t>core.openflow</w:t>
+      </w:r>
+      <w:proofErr w:type="gramEnd"/>
+      <w:r>
+        <w:rPr>
+          <w:lang w:val="en-US"/>
+        </w:rPr>
+        <w:t>.addListeners</w:t>
+      </w:r>
+      <w:proofErr w:type="spellEnd"/>
+      <w:r>
+        <w:rPr>
+          <w:lang w:val="en-US"/>
+        </w:rPr>
+        <w:t>(self)</w:t>
+      </w:r>
+    </w:p>
+    <w:p>
+      <w:pPr>
+        <w:rPr>
+          <w:lang w:val="en-US"/>
+        </w:rPr>
+      </w:pPr>
+      <w:r>
+        <w:rPr>
+          <w:lang w:val="en-US"/>
+        </w:rPr>
+        <w:t xml:space="preserve">        # Periodic stats timer (Requirement: periodic monitoring)</w:t>
+      </w:r>
+    </w:p>
+    <w:p>
+      <w:pPr>
+        <w:rPr>
+          <w:lang w:val="en-US"/>
+        </w:rPr>
+      </w:pPr>
+      <w:r>
+        <w:rPr>
+          <w:lang w:val="en-US"/>
+        </w:rPr>
+        <w:t xml:space="preserve">        </w:t>
+      </w:r>
+      <w:proofErr w:type="gramStart"/>
+      <w:r>
+        <w:rPr>
+          <w:lang w:val="en-US"/>
+        </w:rPr>
+        <w:t>Timer(</w:t>
+      </w:r>
+      <w:proofErr w:type="gramEnd"/>
+      <w:r>
+        <w:rPr>
+          <w:lang w:val="en-US"/>
+        </w:rPr>
+        <w:t>10, self._</w:t>
+      </w:r>
+      <w:proofErr w:type="spellStart"/>
+      <w:r>
+        <w:rPr>
+          <w:lang w:val="en-US"/>
+        </w:rPr>
+        <w:t>request_stats</w:t>
+      </w:r>
+      <w:proofErr w:type="spellEnd"/>
+      <w:r>
+        <w:rPr>
+          <w:lang w:val="en-US"/>
+        </w:rPr>
+        <w:t>, recurring=True)</w:t>
+      </w:r>
+    </w:p>
+    <w:p>
+      <w:pPr>
+        <w:rPr>
+          <w:lang w:val="en-US"/>
+        </w:rPr>
+      </w:pPr>
+    </w:p>
+    <w:p>
+      <w:pPr>
+        <w:rPr>
+          <w:lang w:val="en-US"/>
+        </w:rPr>
+      </w:pPr>
+      <w:r>
+        <w:rPr>
+          <w:lang w:val="en-US"/>
+        </w:rPr>
+        <w:t xml:space="preserve">    def _</w:t>
+      </w:r>
+      <w:proofErr w:type="spellStart"/>
+      <w:r>
+        <w:rPr>
+          <w:lang w:val="en-US"/>
+        </w:rPr>
+        <w:t>handle_</w:t>
+      </w:r>
+      <w:proofErr w:type="gramStart"/>
+      <w:r>
+        <w:rPr>
+          <w:lang w:val="en-US"/>
+        </w:rPr>
+        <w:t>PacketIn</w:t>
+      </w:r>
+      <w:proofErr w:type="spellEnd"/>
+      <w:r>
+        <w:rPr>
+          <w:lang w:val="en-US"/>
+        </w:rPr>
+        <w:t>(</w:t>
+      </w:r>
+      <w:proofErr w:type="gramEnd"/>
+      <w:r>
+        <w:rPr>
+          <w:lang w:val="en-US"/>
+        </w:rPr>
+        <w:t>self, event):</w:t>
+      </w:r>
+    </w:p>
+    <w:p>
+      <w:pPr>
+        <w:rPr>
+          <w:lang w:val="en-US"/>
+        </w:rPr>
+      </w:pPr>
+      <w:r>
+        <w:rPr>
+          <w:lang w:val="en-US"/>
+        </w:rPr>
+        <w:t xml:space="preserve">        packet = </w:t>
+      </w:r>
+      <w:proofErr w:type="spellStart"/>
+      <w:proofErr w:type="gramStart"/>
+      <w:r>
+        <w:rPr>
+          <w:lang w:val="en-US"/>
+        </w:rPr>
+        <w:t>event.parsed</w:t>
+      </w:r>
+      <w:proofErr w:type="spellEnd"/>
+      <w:proofErr w:type="gramEnd"/>
+    </w:p>
+    <w:p>
+      <w:pPr>
+        <w:rPr>
+          <w:lang w:val="en-US"/>
+        </w:rPr>
+      </w:pPr>
+      <w:r>
+        <w:rPr>
+          <w:lang w:val="en-US"/>
+        </w:rPr>
+        <w:t xml:space="preserve">        if not packet or not </w:t>
+      </w:r>
+      <w:proofErr w:type="spellStart"/>
+      <w:proofErr w:type="gramStart"/>
+      <w:r>
+        <w:rPr>
+          <w:lang w:val="en-US"/>
+        </w:rPr>
+        <w:t>packet.parsed</w:t>
+      </w:r>
+      <w:proofErr w:type="spellEnd"/>
+      <w:proofErr w:type="gramEnd"/>
+      <w:r>
+        <w:rPr>
+          <w:lang w:val="en-US"/>
+        </w:rPr>
+        <w:t xml:space="preserve">: </w:t>
+      </w:r>
+    </w:p>
+    <w:p>
+      <w:pPr>
+        <w:rPr>
+          <w:lang w:val="en-US"/>
+        </w:rPr>
+      </w:pPr>
+      <w:r>
+        <w:rPr>
+          <w:lang w:val="en-US"/>
+        </w:rPr>
+        <w:t xml:space="preserve">            return</w:t>
+      </w:r>
+    </w:p>
+    <w:p>
+      <w:pPr>
+        <w:rPr>
+          <w:lang w:val="en-US"/>
+        </w:rPr>
+      </w:pPr>
+    </w:p>
+    <w:p>
+      <w:pPr>
+        <w:rPr>
+          <w:lang w:val="en-US"/>
+        </w:rPr>
+      </w:pPr>
+      <w:r>
+        <w:rPr>
+          <w:lang w:val="en-US"/>
+        </w:rPr>
+        <w:t xml:space="preserve">        </w:t>
+      </w:r>
+      <w:proofErr w:type="spellStart"/>
+      <w:r>
+        <w:rPr>
+          <w:lang w:val="en-US"/>
+        </w:rPr>
+        <w:t>ip_pkt</w:t>
+      </w:r>
+      <w:proofErr w:type="spellEnd"/>
+      <w:r>
+        <w:rPr>
+          <w:lang w:val="en-US"/>
+        </w:rPr>
+        <w:t xml:space="preserve"> = </w:t>
+      </w:r>
+      <w:proofErr w:type="spellStart"/>
+      <w:proofErr w:type="gramStart"/>
+      <w:r>
+        <w:rPr>
+          <w:lang w:val="en-US"/>
+        </w:rPr>
+        <w:t>packet.find</w:t>
+      </w:r>
+      <w:proofErr w:type="spellEnd"/>
+      <w:proofErr w:type="gramEnd"/>
+      <w:r>
+        <w:rPr>
+          <w:lang w:val="en-US"/>
+        </w:rPr>
+        <w:t>('ipv4')</w:t>
+      </w:r>
+    </w:p>
+    <w:p>
+      <w:pPr>
+        <w:rPr>
+          <w:lang w:val="en-US"/>
+        </w:rPr>
+      </w:pPr>
+      <w:r>
+        <w:rPr>
+          <w:lang w:val="en-US"/>
+        </w:rPr>
+        <w:t xml:space="preserve">        </w:t>
+      </w:r>
+    </w:p>
+    <w:p>
+      <w:pPr>
+        <w:rPr>
+          <w:lang w:val="en-US"/>
+        </w:rPr>
+      </w:pPr>
+      <w:r>
+        <w:rPr>
+          <w:lang w:val="en-US"/>
+        </w:rPr>
+        <w:t xml:space="preserve">        # 1. Handling non-IP traffic (like ARP)</w:t>
+      </w:r>
+    </w:p>
+    <w:p>
+      <w:pPr>
+        <w:rPr>
+          <w:lang w:val="en-US"/>
+        </w:rPr>
+      </w:pPr>
+      <w:r>
+        <w:rPr>
+          <w:lang w:val="en-US"/>
+        </w:rPr>
+        <w:t xml:space="preserve">        if </w:t>
+      </w:r>
+      <w:proofErr w:type="spellStart"/>
+      <w:r>
+        <w:rPr>
+          <w:lang w:val="en-US"/>
+        </w:rPr>
+        <w:t>ip_pkt</w:t>
+      </w:r>
+      <w:proofErr w:type="spellEnd"/>
+      <w:r>
+        <w:rPr>
+          <w:lang w:val="en-US"/>
+        </w:rPr>
+        <w:t xml:space="preserve"> is None:</w:t>
+      </w:r>
+    </w:p>
+    <w:p>
+      <w:pPr>
+        <w:rPr>
+          <w:lang w:val="en-US"/>
+        </w:rPr>
+      </w:pPr>
+      <w:r>
+        <w:rPr>
+          <w:lang w:val="en-US"/>
+        </w:rPr>
+        <w:t xml:space="preserve">            msg = </w:t>
+      </w:r>
+      <w:proofErr w:type="spellStart"/>
+      <w:r>
+        <w:rPr>
+          <w:lang w:val="en-US"/>
+        </w:rPr>
+        <w:t>of.ofp_packet_</w:t>
+      </w:r>
+      <w:proofErr w:type="gramStart"/>
+      <w:r>
+        <w:rPr>
+          <w:lang w:val="en-US"/>
+        </w:rPr>
+        <w:t>out</w:t>
+      </w:r>
+      <w:proofErr w:type="spellEnd"/>
+      <w:r>
+        <w:rPr>
+          <w:lang w:val="en-US"/>
+        </w:rPr>
+        <w:t>(</w:t>
+      </w:r>
+      <w:proofErr w:type="gramEnd"/>
+      <w:r>
+        <w:rPr>
+          <w:lang w:val="en-US"/>
+        </w:rPr>
+        <w:t>)</w:t>
+      </w:r>
+    </w:p>
+    <w:p>
+      <w:pPr>
+        <w:rPr>
+          <w:lang w:val="en-US"/>
+        </w:rPr>
+      </w:pPr>
+      <w:r>
+        <w:rPr>
+          <w:lang w:val="en-US"/>
+        </w:rPr>
+        <w:t xml:space="preserve">            </w:t>
+      </w:r>
+      <w:proofErr w:type="spellStart"/>
+      <w:r>
+        <w:rPr>
+          <w:lang w:val="en-US"/>
+        </w:rPr>
+        <w:t>msg.data</w:t>
+      </w:r>
+      <w:proofErr w:type="spellEnd"/>
+      <w:r>
+        <w:rPr>
+          <w:lang w:val="en-US"/>
+        </w:rPr>
+        <w:t xml:space="preserve"> = </w:t>
+      </w:r>
+      <w:proofErr w:type="spellStart"/>
+      <w:r>
+        <w:rPr>
+          <w:lang w:val="en-US"/>
+        </w:rPr>
+        <w:t>event.ofp</w:t>
+      </w:r>
+      <w:proofErr w:type="spellEnd"/>
+    </w:p>
+    <w:p>
+      <w:pPr>
+        <w:rPr>
+          <w:lang w:val="en-US"/>
+        </w:rPr>
+      </w:pPr>
+      <w:r>
+        <w:rPr>
+          <w:lang w:val="en-US"/>
+        </w:rPr>
+        <w:t xml:space="preserve">            </w:t>
+      </w:r>
+      <w:proofErr w:type="spellStart"/>
+      <w:proofErr w:type="gramStart"/>
+      <w:r>
+        <w:rPr>
+          <w:lang w:val="en-US"/>
+        </w:rPr>
+        <w:t>msg.actions</w:t>
+      </w:r>
+      <w:proofErr w:type="gramEnd"/>
+      <w:r>
+        <w:rPr>
+          <w:lang w:val="en-US"/>
+        </w:rPr>
+        <w:t>.append</w:t>
+      </w:r>
+      <w:proofErr w:type="spellEnd"/>
+      <w:r>
+        <w:rPr>
+          <w:lang w:val="en-US"/>
+        </w:rPr>
+        <w:t>(</w:t>
+      </w:r>
+      <w:proofErr w:type="spellStart"/>
+      <w:r>
+        <w:rPr>
+          <w:lang w:val="en-US"/>
+        </w:rPr>
+        <w:t>of.ofp_action_output</w:t>
+      </w:r>
+      <w:proofErr w:type="spellEnd"/>
+      <w:r>
+        <w:rPr>
+          <w:lang w:val="en-US"/>
+        </w:rPr>
+        <w:t xml:space="preserve">(port = </w:t>
+      </w:r>
+      <w:proofErr w:type="spellStart"/>
+      <w:r>
+        <w:rPr>
+          <w:lang w:val="en-US"/>
+        </w:rPr>
+        <w:t>of.OFPP_FLOOD</w:t>
+      </w:r>
+      <w:proofErr w:type="spellEnd"/>
+      <w:r>
+        <w:rPr>
+          <w:lang w:val="en-US"/>
+        </w:rPr>
+        <w:t>))</w:t>
+      </w:r>
+    </w:p>
+    <w:p>
+      <w:pPr>
+        <w:rPr>
+          <w:lang w:val="en-US"/>
+        </w:rPr>
+      </w:pPr>
+      <w:r>
+        <w:rPr>
+          <w:lang w:val="en-US"/>
+        </w:rPr>
+        <w:t xml:space="preserve">            </w:t>
+      </w:r>
+      <w:proofErr w:type="spellStart"/>
+      <w:proofErr w:type="gramStart"/>
+      <w:r>
+        <w:rPr>
+          <w:lang w:val="en-US"/>
+        </w:rPr>
+        <w:t>event.connection</w:t>
+      </w:r>
+      <w:proofErr w:type="gramEnd"/>
+      <w:r>
+        <w:rPr>
+          <w:lang w:val="en-US"/>
+        </w:rPr>
+        <w:t>.send</w:t>
+      </w:r>
+      <w:proofErr w:type="spellEnd"/>
+      <w:r>
+        <w:rPr>
+          <w:lang w:val="en-US"/>
+        </w:rPr>
+        <w:t>(msg)</w:t>
+      </w:r>
+    </w:p>
+    <w:p>
+      <w:pPr>
+        <w:rPr>
+          <w:lang w:val="en-US"/>
+        </w:rPr>
+      </w:pPr>
+      <w:r>
+        <w:rPr>
+          <w:lang w:val="en-US"/>
+        </w:rPr>
+        <w:lastRenderedPageBreak/>
+        <w:t xml:space="preserve">            return</w:t>
+      </w:r>
+    </w:p>
+    <w:p>
+      <w:pPr>
+        <w:rPr>
+          <w:lang w:val="en-US"/>
+        </w:rPr>
+      </w:pPr>
+    </w:p>
+    <w:p>
+      <w:pPr>
+        <w:rPr>
+          <w:lang w:val="en-US"/>
+        </w:rPr>
+      </w:pPr>
+      <w:r>
+        <w:rPr>
+          <w:lang w:val="en-US"/>
+        </w:rPr>
+        <w:t xml:space="preserve">        </w:t>
+      </w:r>
+      <w:proofErr w:type="spellStart"/>
+      <w:r>
+        <w:rPr>
+          <w:lang w:val="en-US"/>
+        </w:rPr>
+        <w:t>src_ip</w:t>
+      </w:r>
+      <w:proofErr w:type="spellEnd"/>
+      <w:r>
+        <w:rPr>
+          <w:lang w:val="en-US"/>
+        </w:rPr>
+        <w:t xml:space="preserve"> = </w:t>
+      </w:r>
+      <w:proofErr w:type="spellStart"/>
+      <w:r>
+        <w:rPr>
+          <w:lang w:val="en-US"/>
+        </w:rPr>
+        <w:t>ip_</w:t>
+      </w:r>
+      <w:proofErr w:type="gramStart"/>
+      <w:r>
+        <w:rPr>
+          <w:lang w:val="en-US"/>
+        </w:rPr>
+        <w:t>pkt.srcip</w:t>
+      </w:r>
+      <w:proofErr w:type="spellEnd"/>
+      <w:proofErr w:type="gramEnd"/>
+    </w:p>
+    <w:p>
+      <w:pPr>
+        <w:rPr>
+          <w:lang w:val="en-US"/>
+        </w:rPr>
+      </w:pPr>
+      <w:r>
+        <w:rPr>
+          <w:lang w:val="en-US"/>
+        </w:rPr>
+        <w:t xml:space="preserve">        </w:t>
+      </w:r>
+      <w:proofErr w:type="spellStart"/>
+      <w:r>
+        <w:rPr>
+          <w:lang w:val="en-US"/>
+        </w:rPr>
+        <w:t>dst_ip</w:t>
+      </w:r>
+      <w:proofErr w:type="spellEnd"/>
+      <w:r>
+        <w:rPr>
+          <w:lang w:val="en-US"/>
+        </w:rPr>
+        <w:t xml:space="preserve"> = </w:t>
+      </w:r>
+      <w:proofErr w:type="spellStart"/>
+      <w:r>
+        <w:rPr>
+          <w:lang w:val="en-US"/>
+        </w:rPr>
+        <w:t>ip_</w:t>
+      </w:r>
+      <w:proofErr w:type="gramStart"/>
+      <w:r>
+        <w:rPr>
+          <w:lang w:val="en-US"/>
+        </w:rPr>
+        <w:t>pkt.dstip</w:t>
+      </w:r>
+      <w:proofErr w:type="spellEnd"/>
+      <w:proofErr w:type="gramEnd"/>
+    </w:p>
+    <w:p>
+      <w:pPr>
+        <w:rPr>
+          <w:lang w:val="en-US"/>
+        </w:rPr>
+      </w:pPr>
+    </w:p>
+    <w:p>
+      <w:pPr>
+        <w:rPr>
+          <w:lang w:val="en-US"/>
+        </w:rPr>
+      </w:pPr>
+      <w:r>
+        <w:rPr>
+          <w:lang w:val="en-US"/>
+        </w:rPr>
+        <w:t xml:space="preserve">        # 2. Check the White List (Requirement: Match + Action Logic)</w:t>
+      </w:r>
+    </w:p>
+    <w:p>
+      <w:pPr>
+        <w:rPr>
+          <w:lang w:val="en-US"/>
+        </w:rPr>
+      </w:pPr>
+      <w:r>
+        <w:rPr>
+          <w:lang w:val="en-US"/>
+        </w:rPr>
+        <w:t xml:space="preserve">        if (</w:t>
+      </w:r>
+      <w:proofErr w:type="spellStart"/>
+      <w:r>
+        <w:rPr>
+          <w:lang w:val="en-US"/>
+        </w:rPr>
+        <w:t>src_ip</w:t>
+      </w:r>
+      <w:proofErr w:type="spellEnd"/>
+      <w:r>
+        <w:rPr>
+          <w:lang w:val="en-US"/>
+        </w:rPr>
+        <w:t xml:space="preserve"> == ALLOWED_</w:t>
+      </w:r>
+      <w:proofErr w:type="gramStart"/>
+      <w:r>
+        <w:rPr>
+          <w:lang w:val="en-US"/>
+        </w:rPr>
+        <w:t>PAIR[</w:t>
+      </w:r>
+      <w:proofErr w:type="gramEnd"/>
+      <w:r>
+        <w:rPr>
+          <w:lang w:val="en-US"/>
+        </w:rPr>
+        <w:t xml:space="preserve">0] and </w:t>
+      </w:r>
+      <w:proofErr w:type="spellStart"/>
+      <w:r>
+        <w:rPr>
+          <w:lang w:val="en-US"/>
+        </w:rPr>
+        <w:t>dst_ip</w:t>
+      </w:r>
+      <w:proofErr w:type="spellEnd"/>
+      <w:r>
+        <w:rPr>
+          <w:lang w:val="en-US"/>
+        </w:rPr>
+        <w:t xml:space="preserve"> == ALLOWED_PAIR[1]) or \</w:t>
+      </w:r>
+    </w:p>
+    <w:p>
+      <w:pPr>
+        <w:rPr>
+          <w:lang w:val="en-US"/>
+        </w:rPr>
+      </w:pPr>
+      <w:r>
+        <w:rPr>
+          <w:lang w:val="en-US"/>
+        </w:rPr>
+        <w:t xml:space="preserve">           (</w:t>
+      </w:r>
+      <w:proofErr w:type="spellStart"/>
+      <w:r>
+        <w:rPr>
+          <w:lang w:val="en-US"/>
+        </w:rPr>
+        <w:t>src_ip</w:t>
+      </w:r>
+      <w:proofErr w:type="spellEnd"/>
+      <w:r>
+        <w:rPr>
+          <w:lang w:val="en-US"/>
+        </w:rPr>
+        <w:t xml:space="preserve"> == ALLOWED_</w:t>
+      </w:r>
+      <w:proofErr w:type="gramStart"/>
+      <w:r>
+        <w:rPr>
+          <w:lang w:val="en-US"/>
+        </w:rPr>
+        <w:t>PAIR[</w:t>
+      </w:r>
+      <w:proofErr w:type="gramEnd"/>
+      <w:r>
+        <w:rPr>
+          <w:lang w:val="en-US"/>
+        </w:rPr>
+        <w:t xml:space="preserve">1] and </w:t>
+      </w:r>
+      <w:proofErr w:type="spellStart"/>
+      <w:r>
+        <w:rPr>
+          <w:lang w:val="en-US"/>
+        </w:rPr>
+        <w:t>dst_ip</w:t>
+      </w:r>
+      <w:proofErr w:type="spellEnd"/>
+      <w:r>
+        <w:rPr>
+          <w:lang w:val="en-US"/>
+        </w:rPr>
+        <w:t xml:space="preserve"> == ALLOWED_PAIR[0]):</w:t>
+      </w:r>
+    </w:p>
+    <w:p>
+      <w:pPr>
+        <w:rPr>
+          <w:lang w:val="en-US"/>
+        </w:rPr>
+      </w:pPr>
+      <w:r>
+        <w:rPr>
+          <w:lang w:val="en-US"/>
+        </w:rPr>
+        <w:t xml:space="preserve">            </w:t>
+      </w:r>
+    </w:p>
+    <w:p>
+      <w:pPr>
+        <w:rPr>
+          <w:lang w:val="en-US"/>
+        </w:rPr>
+      </w:pPr>
+      <w:r>
+        <w:rPr>
+          <w:lang w:val="en-US"/>
+        </w:rPr>
+        <w:t xml:space="preserve">            </w:t>
+      </w:r>
+      <w:proofErr w:type="gramStart"/>
+      <w:r>
+        <w:rPr>
+          <w:lang w:val="en-US"/>
+        </w:rPr>
+        <w:t>log.info(</w:t>
+      </w:r>
+      <w:proofErr w:type="gramEnd"/>
+      <w:r>
+        <w:rPr>
+          <w:lang w:val="en-US"/>
+        </w:rPr>
+        <w:t xml:space="preserve">"ALLOWED: %s &lt;-&gt; %s", </w:t>
+      </w:r>
+      <w:proofErr w:type="spellStart"/>
+      <w:r>
+        <w:rPr>
+          <w:lang w:val="en-US"/>
+        </w:rPr>
+        <w:t>src_ip</w:t>
+      </w:r>
+      <w:proofErr w:type="spellEnd"/>
+      <w:r>
+        <w:rPr>
+          <w:lang w:val="en-US"/>
+        </w:rPr>
+        <w:t xml:space="preserve">, </w:t>
+      </w:r>
+      <w:proofErr w:type="spellStart"/>
+      <w:r>
+        <w:rPr>
+          <w:lang w:val="en-US"/>
+        </w:rPr>
+        <w:t>dst_ip</w:t>
+      </w:r>
+      <w:proofErr w:type="spellEnd"/>
+      <w:r>
+        <w:rPr>
+          <w:lang w:val="en-US"/>
+        </w:rPr>
+        <w:t>)</w:t>
+      </w:r>
+    </w:p>
+    <w:p>
+      <w:pPr>
+        <w:rPr>
+          <w:lang w:val="en-US"/>
+        </w:rPr>
+      </w:pPr>
+      <w:r>
+        <w:rPr>
+          <w:lang w:val="en-US"/>
+        </w:rPr>
+        <w:t xml:space="preserve">            msg = </w:t>
+      </w:r>
+      <w:proofErr w:type="spellStart"/>
+      <w:r>
+        <w:rPr>
+          <w:lang w:val="en-US"/>
+        </w:rPr>
+        <w:t>of.ofp_flow_</w:t>
+      </w:r>
+      <w:proofErr w:type="gramStart"/>
+      <w:r>
+        <w:rPr>
+          <w:lang w:val="en-US"/>
+        </w:rPr>
+        <w:t>mod</w:t>
+      </w:r>
+      <w:proofErr w:type="spellEnd"/>
+      <w:r>
+        <w:rPr>
+          <w:lang w:val="en-US"/>
+        </w:rPr>
+        <w:t>(</w:t>
+      </w:r>
+      <w:proofErr w:type="gramEnd"/>
+      <w:r>
+        <w:rPr>
+          <w:lang w:val="en-US"/>
+        </w:rPr>
+        <w:t>)</w:t>
+      </w:r>
+    </w:p>
+    <w:p>
+      <w:pPr>
+        <w:rPr>
+          <w:lang w:val="en-US"/>
+        </w:rPr>
+      </w:pPr>
+      <w:r>
+        <w:rPr>
+          <w:lang w:val="en-US"/>
+        </w:rPr>
+        <w:t xml:space="preserve">            </w:t>
+      </w:r>
+      <w:proofErr w:type="spellStart"/>
+      <w:proofErr w:type="gramStart"/>
+      <w:r>
+        <w:rPr>
+          <w:lang w:val="en-US"/>
+        </w:rPr>
+        <w:t>msg.match</w:t>
+      </w:r>
+      <w:proofErr w:type="spellEnd"/>
+      <w:proofErr w:type="gramEnd"/>
+      <w:r>
+        <w:rPr>
+          <w:lang w:val="en-US"/>
+        </w:rPr>
+        <w:t xml:space="preserve"> = </w:t>
+      </w:r>
+      <w:proofErr w:type="spellStart"/>
+      <w:r>
+        <w:rPr>
+          <w:lang w:val="en-US"/>
+        </w:rPr>
+        <w:t>of.ofp_match.from_packet</w:t>
+      </w:r>
+      <w:proofErr w:type="spellEnd"/>
+      <w:r>
+        <w:rPr>
+          <w:lang w:val="en-US"/>
+        </w:rPr>
+        <w:t>(packet)</w:t>
+      </w:r>
+    </w:p>
+    <w:p>
+      <w:pPr>
+        <w:rPr>
+          <w:lang w:val="en-US"/>
+        </w:rPr>
+      </w:pPr>
+      <w:r>
+        <w:rPr>
+          <w:lang w:val="en-US"/>
+        </w:rPr>
+        <w:t xml:space="preserve">            </w:t>
+      </w:r>
+      <w:proofErr w:type="spellStart"/>
+      <w:proofErr w:type="gramStart"/>
+      <w:r>
+        <w:rPr>
+          <w:lang w:val="en-US"/>
+        </w:rPr>
+        <w:t>msg.actions</w:t>
+      </w:r>
+      <w:proofErr w:type="gramEnd"/>
+      <w:r>
+        <w:rPr>
+          <w:lang w:val="en-US"/>
+        </w:rPr>
+        <w:t>.append</w:t>
+      </w:r>
+      <w:proofErr w:type="spellEnd"/>
+      <w:r>
+        <w:rPr>
+          <w:lang w:val="en-US"/>
+        </w:rPr>
+        <w:t>(</w:t>
+      </w:r>
+      <w:proofErr w:type="spellStart"/>
+      <w:r>
+        <w:rPr>
+          <w:lang w:val="en-US"/>
+        </w:rPr>
+        <w:t>of.ofp_action_output</w:t>
+      </w:r>
+      <w:proofErr w:type="spellEnd"/>
+      <w:r>
+        <w:rPr>
+          <w:lang w:val="en-US"/>
+        </w:rPr>
+        <w:t xml:space="preserve">(port = </w:t>
+      </w:r>
+      <w:proofErr w:type="spellStart"/>
+      <w:r>
+        <w:rPr>
+          <w:lang w:val="en-US"/>
+        </w:rPr>
+        <w:t>of.OFPP_FLOOD</w:t>
+      </w:r>
+      <w:proofErr w:type="spellEnd"/>
+      <w:r>
+        <w:rPr>
+          <w:lang w:val="en-US"/>
+        </w:rPr>
+        <w:t>))</w:t>
+      </w:r>
+    </w:p>
+    <w:p>
+      <w:pPr>
+        <w:rPr>
+          <w:lang w:val="en-US"/>
+        </w:rPr>
+      </w:pPr>
+      <w:r>
+        <w:rPr>
+          <w:lang w:val="en-US"/>
+        </w:rPr>
+        <w:t xml:space="preserve">            </w:t>
+      </w:r>
+      <w:proofErr w:type="spellStart"/>
+      <w:proofErr w:type="gramStart"/>
+      <w:r>
+        <w:rPr>
+          <w:lang w:val="en-US"/>
+        </w:rPr>
+        <w:t>msg.idle</w:t>
+      </w:r>
+      <w:proofErr w:type="gramEnd"/>
+      <w:r>
+        <w:rPr>
+          <w:lang w:val="en-US"/>
+        </w:rPr>
+        <w:t>_timeout</w:t>
+      </w:r>
+      <w:proofErr w:type="spellEnd"/>
+      <w:r>
+        <w:rPr>
+          <w:lang w:val="en-US"/>
+        </w:rPr>
+        <w:t xml:space="preserve"> = 10 </w:t>
+      </w:r>
+    </w:p>
+    <w:p>
+      <w:pPr>
+        <w:rPr>
+          <w:lang w:val="en-US"/>
+        </w:rPr>
+      </w:pPr>
+      <w:r>
+        <w:rPr>
+          <w:lang w:val="en-US"/>
+        </w:rPr>
+        <w:t xml:space="preserve">            </w:t>
+      </w:r>
+      <w:proofErr w:type="spellStart"/>
+      <w:proofErr w:type="gramStart"/>
+      <w:r>
+        <w:rPr>
+          <w:lang w:val="en-US"/>
+        </w:rPr>
+        <w:t>event.connection</w:t>
+      </w:r>
+      <w:proofErr w:type="gramEnd"/>
+      <w:r>
+        <w:rPr>
+          <w:lang w:val="en-US"/>
+        </w:rPr>
+        <w:t>.send</w:t>
+      </w:r>
+      <w:proofErr w:type="spellEnd"/>
+      <w:r>
+        <w:rPr>
+          <w:lang w:val="en-US"/>
+        </w:rPr>
+        <w:t>(msg)</w:t>
+      </w:r>
+    </w:p>
+    <w:p>
+      <w:pPr>
+        <w:rPr>
+          <w:lang w:val="en-US"/>
+        </w:rPr>
+      </w:pPr>
+      <w:r>
+        <w:rPr>
+          <w:lang w:val="en-US"/>
+        </w:rPr>
+        <w:t xml:space="preserve">        else:</w:t>
+      </w:r>
+    </w:p>
+    <w:p>
+      <w:pPr>
+        <w:rPr>
+          <w:lang w:val="en-US"/>
+        </w:rPr>
+      </w:pPr>
+      <w:r>
+        <w:rPr>
+          <w:lang w:val="en-US"/>
+        </w:rPr>
+        <w:t xml:space="preserve">            # 3. EXPLICIT BLOCK (Requirement: Allowed vs Blocked scenario)</w:t>
+      </w:r>
+    </w:p>
+    <w:p>
+      <w:pPr>
+        <w:rPr>
+          <w:lang w:val="en-US"/>
+        </w:rPr>
+      </w:pPr>
+      <w:r>
+        <w:rPr>
+          <w:lang w:val="en-US"/>
+        </w:rPr>
+        <w:t xml:space="preserve">            </w:t>
+      </w:r>
+      <w:proofErr w:type="spellStart"/>
+      <w:proofErr w:type="gramStart"/>
+      <w:r>
+        <w:rPr>
+          <w:lang w:val="en-US"/>
+        </w:rPr>
+        <w:t>log.warning</w:t>
+      </w:r>
+      <w:proofErr w:type="spellEnd"/>
+      <w:proofErr w:type="gramEnd"/>
+      <w:r>
+        <w:rPr>
+          <w:lang w:val="en-US"/>
+        </w:rPr>
+        <w:t xml:space="preserve">("BLOCKED: %s &lt;-&gt; %s", </w:t>
+      </w:r>
+      <w:proofErr w:type="spellStart"/>
+      <w:r>
+        <w:rPr>
+          <w:lang w:val="en-US"/>
+        </w:rPr>
+        <w:t>src_ip</w:t>
+      </w:r>
+      <w:proofErr w:type="spellEnd"/>
+      <w:r>
+        <w:rPr>
+          <w:lang w:val="en-US"/>
+        </w:rPr>
+        <w:t xml:space="preserve">, </w:t>
+      </w:r>
+      <w:proofErr w:type="spellStart"/>
+      <w:r>
+        <w:rPr>
+          <w:lang w:val="en-US"/>
+        </w:rPr>
+        <w:t>dst_ip</w:t>
+      </w:r>
+      <w:proofErr w:type="spellEnd"/>
+      <w:r>
+        <w:rPr>
+          <w:lang w:val="en-US"/>
+        </w:rPr>
+        <w:t>)</w:t>
+      </w:r>
+    </w:p>
+    <w:p>
+      <w:pPr>
+        <w:rPr>
+          <w:lang w:val="en-US"/>
+        </w:rPr>
+      </w:pPr>
+      <w:r>
+        <w:rPr>
+          <w:lang w:val="en-US"/>
+        </w:rPr>
+        <w:t xml:space="preserve">            msg = </w:t>
+      </w:r>
+      <w:proofErr w:type="spellStart"/>
+      <w:r>
+        <w:rPr>
+          <w:lang w:val="en-US"/>
+        </w:rPr>
+        <w:t>of.ofp_flow_</w:t>
+      </w:r>
+      <w:proofErr w:type="gramStart"/>
+      <w:r>
+        <w:rPr>
+          <w:lang w:val="en-US"/>
+        </w:rPr>
+        <w:t>mod</w:t>
+      </w:r>
+      <w:proofErr w:type="spellEnd"/>
+      <w:r>
+        <w:rPr>
+          <w:lang w:val="en-US"/>
+        </w:rPr>
+        <w:t>(</w:t>
+      </w:r>
+      <w:proofErr w:type="gramEnd"/>
+      <w:r>
+        <w:rPr>
+          <w:lang w:val="en-US"/>
+        </w:rPr>
+        <w:t>)</w:t>
+      </w:r>
+    </w:p>
+    <w:p>
+      <w:pPr>
+        <w:rPr>
+          <w:lang w:val="en-US"/>
+        </w:rPr>
+      </w:pPr>
+      <w:r>
+        <w:rPr>
+          <w:lang w:val="en-US"/>
+        </w:rPr>
+        <w:t xml:space="preserve">            </w:t>
+      </w:r>
+      <w:proofErr w:type="spellStart"/>
+      <w:proofErr w:type="gramStart"/>
+      <w:r>
+        <w:rPr>
+          <w:lang w:val="en-US"/>
+        </w:rPr>
+        <w:t>msg.match</w:t>
+      </w:r>
+      <w:proofErr w:type="spellEnd"/>
+      <w:proofErr w:type="gramEnd"/>
+      <w:r>
+        <w:rPr>
+          <w:lang w:val="en-US"/>
+        </w:rPr>
+        <w:t xml:space="preserve"> = </w:t>
+      </w:r>
+      <w:proofErr w:type="spellStart"/>
+      <w:r>
+        <w:rPr>
+          <w:lang w:val="en-US"/>
+        </w:rPr>
+        <w:t>of.ofp_match.from_packet</w:t>
+      </w:r>
+      <w:proofErr w:type="spellEnd"/>
+      <w:r>
+        <w:rPr>
+          <w:lang w:val="en-US"/>
+        </w:rPr>
+        <w:t>(packet)</w:t>
+      </w:r>
+    </w:p>
+    <w:p>
+      <w:pPr>
+        <w:rPr>
+          <w:lang w:val="en-US"/>
+        </w:rPr>
+      </w:pPr>
+      <w:r>
+        <w:rPr>
+          <w:lang w:val="en-US"/>
+        </w:rPr>
+        <w:t xml:space="preserve">            </w:t>
+      </w:r>
+      <w:proofErr w:type="spellStart"/>
+      <w:proofErr w:type="gramStart"/>
+      <w:r>
+        <w:rPr>
+          <w:lang w:val="en-US"/>
+        </w:rPr>
+        <w:t>msg.idle</w:t>
+      </w:r>
+      <w:proofErr w:type="gramEnd"/>
+      <w:r>
+        <w:rPr>
+          <w:lang w:val="en-US"/>
+        </w:rPr>
+        <w:t>_timeout</w:t>
+      </w:r>
+      <w:proofErr w:type="spellEnd"/>
+      <w:r>
+        <w:rPr>
+          <w:lang w:val="en-US"/>
+        </w:rPr>
+        <w:t xml:space="preserve"> = 10</w:t>
+      </w:r>
+    </w:p>
+    <w:p>
+      <w:pPr>
+        <w:rPr>
+          <w:lang w:val="en-US"/>
+        </w:rPr>
+      </w:pPr>
+      <w:r>
+        <w:rPr>
+          <w:lang w:val="en-US"/>
+        </w:rPr>
+        <w:t xml:space="preserve">            # NO ACTIONS = DROP</w:t>
+      </w:r>
+    </w:p>
+    <w:p>
+      <w:pPr>
+        <w:rPr>
+          <w:lang w:val="en-US"/>
+        </w:rPr>
+      </w:pPr>
+      <w:r>
+        <w:rPr>
+          <w:lang w:val="en-US"/>
+        </w:rPr>
+        <w:t xml:space="preserve">            </w:t>
+      </w:r>
+      <w:proofErr w:type="spellStart"/>
+      <w:proofErr w:type="gramStart"/>
+      <w:r>
+        <w:rPr>
+          <w:lang w:val="en-US"/>
+        </w:rPr>
+        <w:t>event.connection</w:t>
+      </w:r>
+      <w:proofErr w:type="gramEnd"/>
+      <w:r>
+        <w:rPr>
+          <w:lang w:val="en-US"/>
+        </w:rPr>
+        <w:t>.send</w:t>
+      </w:r>
+      <w:proofErr w:type="spellEnd"/>
+      <w:r>
+        <w:rPr>
+          <w:lang w:val="en-US"/>
+        </w:rPr>
+        <w:t>(msg)</w:t>
+      </w:r>
+    </w:p>
+    <w:p>
+      <w:pPr>
+        <w:rPr>
+          <w:lang w:val="en-US"/>
+        </w:rPr>
+      </w:pPr>
+    </w:p>
+    <w:p>
+      <w:pPr>
+        <w:rPr>
+          <w:lang w:val="en-US"/>
+        </w:rPr>
+      </w:pPr>
+      <w:r>
+        <w:rPr>
+          <w:lang w:val="en-US"/>
+        </w:rPr>
+        <w:t xml:space="preserve">    def _</w:t>
+      </w:r>
+      <w:proofErr w:type="spellStart"/>
+      <w:r>
+        <w:rPr>
+          <w:lang w:val="en-US"/>
+        </w:rPr>
+        <w:t>request_stats</w:t>
+      </w:r>
+      <w:proofErr w:type="spellEnd"/>
+      <w:r>
+        <w:rPr>
+          <w:lang w:val="en-US"/>
+        </w:rPr>
+        <w:t>(self):</w:t>
+      </w:r>
+    </w:p>
+    <w:p>
+      <w:pPr>
+        <w:rPr>
+          <w:lang w:val="en-US"/>
+        </w:rPr>
+      </w:pPr>
+      <w:r>
+        <w:rPr>
+          <w:lang w:val="en-US"/>
+        </w:rPr>
+        <w:t xml:space="preserve">        """ Requirement: Retrieve flow statistics """</w:t>
+      </w:r>
+    </w:p>
+    <w:p>
+      <w:pPr>
+        <w:rPr>
+          <w:lang w:val="en-US"/>
+        </w:rPr>
+      </w:pPr>
+      <w:r>
+        <w:rPr>
+          <w:lang w:val="en-US"/>
+        </w:rPr>
+        <w:t xml:space="preserve">        for connection in </w:t>
+      </w:r>
+      <w:proofErr w:type="spellStart"/>
+      <w:proofErr w:type="gramStart"/>
+      <w:r>
+        <w:rPr>
+          <w:lang w:val="en-US"/>
+        </w:rPr>
+        <w:t>core.openflow</w:t>
+      </w:r>
+      <w:proofErr w:type="gramEnd"/>
+      <w:r>
+        <w:rPr>
+          <w:lang w:val="en-US"/>
+        </w:rPr>
+        <w:t>.connections.values</w:t>
+      </w:r>
+      <w:proofErr w:type="spellEnd"/>
+      <w:r>
+        <w:rPr>
+          <w:lang w:val="en-US"/>
+        </w:rPr>
+        <w:t>():</w:t>
+      </w:r>
+    </w:p>
+    <w:p>
+      <w:pPr>
+        <w:rPr>
+          <w:lang w:val="en-US"/>
+        </w:rPr>
+      </w:pPr>
+      <w:r>
+        <w:rPr>
+          <w:lang w:val="en-US"/>
+        </w:rPr>
+        <w:t xml:space="preserve">            </w:t>
+      </w:r>
+      <w:proofErr w:type="gramStart"/>
+      <w:r>
+        <w:rPr>
+          <w:lang w:val="en-US"/>
+        </w:rPr>
+        <w:t>connection.send</w:t>
+      </w:r>
+      <w:proofErr w:type="gramEnd"/>
+      <w:r>
+        <w:rPr>
+          <w:lang w:val="en-US"/>
+        </w:rPr>
+        <w:t>(of.ofp_stats_request(body=of.ofp_flow_stats_request()))</w:t>
+      </w:r>
+    </w:p>
+    <w:p>
+      <w:pPr>
+        <w:rPr>
+          <w:lang w:val="en-US"/>
+        </w:rPr>
+      </w:pPr>
+    </w:p>
+    <w:p>
+      <w:pPr>
+        <w:rPr>
+          <w:lang w:val="en-US"/>
+        </w:rPr>
+      </w:pPr>
+      <w:r>
+        <w:rPr>
+          <w:lang w:val="en-US"/>
+        </w:rPr>
+        <w:t xml:space="preserve">    def _</w:t>
+      </w:r>
+      <w:proofErr w:type="spellStart"/>
+      <w:r>
+        <w:rPr>
+          <w:lang w:val="en-US"/>
+        </w:rPr>
+        <w:t>handle_</w:t>
+      </w:r>
+      <w:proofErr w:type="gramStart"/>
+      <w:r>
+        <w:rPr>
+          <w:lang w:val="en-US"/>
+        </w:rPr>
+        <w:t>FlowStatsReceived</w:t>
+      </w:r>
+      <w:proofErr w:type="spellEnd"/>
+      <w:r>
+        <w:rPr>
+          <w:lang w:val="en-US"/>
+        </w:rPr>
+        <w:t>(</w:t>
+      </w:r>
+      <w:proofErr w:type="gramEnd"/>
+      <w:r>
+        <w:rPr>
+          <w:lang w:val="en-US"/>
+        </w:rPr>
+        <w:t>self, event):</w:t>
+      </w:r>
+    </w:p>
+    <w:p>
+      <w:pPr>
+        <w:rPr>
+          <w:lang w:val="en-US"/>
+        </w:rPr>
+      </w:pPr>
+      <w:r>
+        <w:rPr>
+          <w:lang w:val="en-US"/>
+        </w:rPr>
+        <w:t xml:space="preserve">        """ Requirement: Display byte/packet counts """</w:t>
+      </w:r>
+    </w:p>
+    <w:p>
+      <w:pPr>
+        <w:rPr>
+          <w:lang w:val="en-US"/>
+        </w:rPr>
+      </w:pPr>
+      <w:r>
+        <w:rPr>
+          <w:lang w:val="en-US"/>
+        </w:rPr>
+        <w:lastRenderedPageBreak/>
+        <w:t xml:space="preserve">        </w:t>
+      </w:r>
+      <w:proofErr w:type="gramStart"/>
+      <w:r>
+        <w:rPr>
+          <w:lang w:val="en-US"/>
+        </w:rPr>
+        <w:t>log.info(</w:t>
+      </w:r>
+      <w:proofErr w:type="gramEnd"/>
+      <w:r>
+        <w:rPr>
+          <w:lang w:val="en-US"/>
+        </w:rPr>
+        <w:t>"--- Periodic Traffic Report ---")</w:t>
+      </w:r>
+    </w:p>
+    <w:p>
+      <w:pPr>
+        <w:rPr>
+          <w:lang w:val="en-US"/>
+        </w:rPr>
+      </w:pPr>
+      <w:r>
+        <w:rPr>
+          <w:lang w:val="en-US"/>
+        </w:rPr>
+        <w:t xml:space="preserve">        for flow in </w:t>
+      </w:r>
+      <w:proofErr w:type="spellStart"/>
+      <w:proofErr w:type="gramStart"/>
+      <w:r>
+        <w:rPr>
+          <w:lang w:val="en-US"/>
+        </w:rPr>
+        <w:t>event.stats</w:t>
+      </w:r>
+      <w:proofErr w:type="spellEnd"/>
+      <w:proofErr w:type="gramEnd"/>
+      <w:r>
+        <w:rPr>
+          <w:lang w:val="en-US"/>
+        </w:rPr>
+        <w:t>:</w:t>
+      </w:r>
+    </w:p>
+    <w:p>
+      <w:pPr>
+        <w:rPr>
+          <w:lang w:val="en-US"/>
+        </w:rPr>
+      </w:pPr>
+      <w:r>
+        <w:rPr>
+          <w:lang w:val="en-US"/>
+        </w:rPr>
+        <w:t xml:space="preserve">            # We filter out some internal junk to keep the report clean</w:t>
+      </w:r>
+    </w:p>
+    <w:p>
+      <w:pPr>
+        <w:rPr>
+          <w:lang w:val="en-US"/>
+        </w:rPr>
+      </w:pPr>
+      <w:r>
+        <w:rPr>
+          <w:lang w:val="en-US"/>
+        </w:rPr>
+        <w:t xml:space="preserve">            if </w:t>
+      </w:r>
+      <w:proofErr w:type="spellStart"/>
+      <w:proofErr w:type="gramStart"/>
+      <w:r>
+        <w:rPr>
+          <w:lang w:val="en-US"/>
+        </w:rPr>
+        <w:t>flow.match</w:t>
+      </w:r>
+      <w:proofErr w:type="gramEnd"/>
+      <w:r>
+        <w:rPr>
+          <w:lang w:val="en-US"/>
+        </w:rPr>
+        <w:t>.dl_type</w:t>
+      </w:r>
+      <w:proofErr w:type="spellEnd"/>
+      <w:r>
+        <w:rPr>
+          <w:lang w:val="en-US"/>
+        </w:rPr>
+        <w:t xml:space="preserve"> == 0x0800: # Only show IPv4 stats</w:t>
+      </w:r>
+    </w:p>
+    <w:p>
+      <w:pPr>
+        <w:rPr>
+          <w:lang w:val="en-US"/>
+        </w:rPr>
+      </w:pPr>
+      <w:r>
+        <w:rPr>
+          <w:lang w:val="en-US"/>
+        </w:rPr>
+        <w:t xml:space="preserve">                </w:t>
+      </w:r>
+      <w:proofErr w:type="gramStart"/>
+      <w:r>
+        <w:rPr>
+          <w:lang w:val="en-US"/>
+        </w:rPr>
+        <w:t>log.info(</w:t>
+      </w:r>
+      <w:proofErr w:type="gramEnd"/>
+      <w:r>
+        <w:rPr>
+          <w:lang w:val="en-US"/>
+        </w:rPr>
+        <w:t xml:space="preserve">"Flow: %s | Pkts: %d | Bytes: %d", </w:t>
+      </w:r>
+    </w:p>
+    <w:p>
+      <w:pPr>
+        <w:rPr>
+          <w:lang w:val="en-US"/>
+        </w:rPr>
+      </w:pPr>
+      <w:r>
+        <w:rPr>
+          <w:lang w:val="en-US"/>
+        </w:rPr>
+        <w:t xml:space="preserve">                         </w:t>
+      </w:r>
+      <w:proofErr w:type="spellStart"/>
+      <w:proofErr w:type="gramStart"/>
+      <w:r>
+        <w:rPr>
+          <w:lang w:val="en-US"/>
+        </w:rPr>
+        <w:t>flow.match</w:t>
+      </w:r>
+      <w:proofErr w:type="spellEnd"/>
+      <w:proofErr w:type="gramEnd"/>
+      <w:r>
+        <w:rPr>
+          <w:lang w:val="en-US"/>
+        </w:rPr>
+        <w:t xml:space="preserve">, </w:t>
+      </w:r>
+      <w:proofErr w:type="spellStart"/>
+      <w:r>
+        <w:rPr>
+          <w:lang w:val="en-US"/>
+        </w:rPr>
+        <w:t>flow.packet_count</w:t>
+      </w:r>
+      <w:proofErr w:type="spellEnd"/>
+      <w:r>
+        <w:rPr>
+          <w:lang w:val="en-US"/>
+        </w:rPr>
+        <w:t xml:space="preserve">, </w:t>
+      </w:r>
+      <w:proofErr w:type="spellStart"/>
+      <w:r>
+        <w:rPr>
+          <w:lang w:val="en-US"/>
+        </w:rPr>
+        <w:t>flow.byte_count</w:t>
+      </w:r>
+      <w:proofErr w:type="spellEnd"/>
+      <w:r>
+        <w:rPr>
+          <w:lang w:val="en-US"/>
+        </w:rPr>
+        <w:t>)</w:t>
+      </w:r>
+    </w:p>
+    <w:p>
+      <w:pPr>
+        <w:rPr>
+          <w:lang w:val="en-US"/>
+        </w:rPr>
+      </w:pPr>
+    </w:p>
+    <w:p>
+      <w:pPr>
+        <w:rPr>
+          <w:lang w:val="en-US"/>
+        </w:rPr>
+      </w:pPr>
+      <w:r>
+        <w:rPr>
+          <w:lang w:val="en-US"/>
+        </w:rPr>
+        <w:t xml:space="preserve">def </w:t>
+      </w:r>
+      <w:proofErr w:type="gramStart"/>
+      <w:r>
+        <w:rPr>
+          <w:lang w:val="en-US"/>
+        </w:rPr>
+        <w:t>launch(</w:t>
+      </w:r>
+      <w:proofErr w:type="gramEnd"/>
+      <w:r>
+        <w:rPr>
+          <w:lang w:val="en-US"/>
+        </w:rPr>
+        <w:t>):</w:t>
+      </w:r>
+    </w:p>
+    <w:p>
+      <w:pPr>
+        <w:rPr>
+          <w:lang w:val="en-US"/>
+        </w:rPr>
+      </w:pPr>
+      <w:r>
+        <w:rPr>
+          <w:lang w:val="en-US"/>
+        </w:rPr>
+        <w:t xml:space="preserve">    </w:t>
+      </w:r>
+      <w:proofErr w:type="spellStart"/>
+      <w:proofErr w:type="gramStart"/>
+      <w:r>
+        <w:rPr>
+          <w:lang w:val="en-US"/>
+        </w:rPr>
+        <w:t>core.registerNew</w:t>
+      </w:r>
+      <w:proofErr w:type="spellEnd"/>
+      <w:proofErr w:type="gramEnd"/>
+      <w:r>
+        <w:rPr>
+          <w:lang w:val="en-US"/>
+        </w:rPr>
+        <w:t>(</w:t>
+      </w:r>
+      <w:proofErr w:type="spellStart"/>
+      <w:r>
+        <w:rPr>
+          <w:lang w:val="en-US"/>
+        </w:rPr>
+        <w:t>SecureController</w:t>
+      </w:r>
+      <w:proofErr w:type="spellEnd"/>
+      <w:r>
+        <w:rPr>
+          <w:lang w:val="en-US"/>
+        </w:rPr>
+        <w:t>)</w:t>
+      </w:r>
+    </w:p>
+    <w:p>
+      <w:pPr>
+        <w:rPr>
+          <w:sz w:val="20"/>
+          <w:szCs w:val="20"/>
+          <w:lang w:val="en-US"/>
+        </w:rPr>
+      </w:pPr>
+    </w:p>
+    <w:p>
+      <w:pPr>
+        <w:rPr>
+          <w:sz w:val="20"/>
+          <w:szCs w:val="20"/>
+          <w:lang w:val="en-US"/>
+        </w:rPr>
+      </w:pPr>
+    </w:p>
+    <w:p>
+      <w:pPr>
+        <w:rPr>
+          <w:sz w:val="20"/>
+          <w:szCs w:val="20"/>
+          <w:lang w:val="en-US"/>
+        </w:rPr>
+      </w:pPr>
+    </w:p>
+    <w:p>
+      <w:pPr>
+        <w:rPr>
+          <w:sz w:val="20"/>
+          <w:szCs w:val="20"/>
+          <w:lang w:val="en-US"/>
+        </w:rPr>
+      </w:pPr>
+    </w:p>
+    <w:p>
+      <w:pPr>
+        <w:rPr>
+          <w:sz w:val="20"/>
+          <w:szCs w:val="20"/>
+          <w:lang w:val="en-US"/>
+        </w:rPr>
+      </w:pPr>
+    </w:p>
+    <w:p>
+      <w:pPr>
+        <w:rPr>
+          <w:sz w:val="20"/>
+          <w:szCs w:val="20"/>
+          <w:lang w:val="en-US"/>
+        </w:rPr>
+      </w:pPr>
+    </w:p>
+    <w:p>
+      <w:pPr>
+        <w:rPr>
+          <w:sz w:val="20"/>
+          <w:szCs w:val="20"/>
+          <w:lang w:val="en-US"/>
+        </w:rPr>
+      </w:pPr>
+    </w:p>
+    <w:p>
+      <w:pPr>
+        <w:rPr>
+          <w:sz w:val="20"/>
+          <w:szCs w:val="20"/>
+          <w:lang w:val="en-US"/>
+        </w:rPr>
+      </w:pPr>
+    </w:p>
+    <w:p>
+      <w:pPr>
+        <w:rPr>
+          <w:sz w:val="20"/>
+          <w:szCs w:val="20"/>
+          <w:lang w:val="en-US"/>
+        </w:rPr>
+      </w:pPr>
+    </w:p>
+    <w:p>
+      <w:pPr>
+        <w:rPr>
+          <w:sz w:val="20"/>
+          <w:szCs w:val="20"/>
+          <w:lang w:val="en-US"/>
+        </w:rPr>
+      </w:pPr>
+    </w:p>
+    <w:p>
+      <w:pPr>
+        <w:rPr>
+          <w:sz w:val="20"/>
+          <w:szCs w:val="20"/>
+          <w:lang w:val="en-US"/>
+        </w:rPr>
+      </w:pPr>
+    </w:p>
+    <w:p>
+      <w:pPr>
+        <w:rPr>
+          <w:sz w:val="20"/>
+          <w:szCs w:val="20"/>
+          <w:lang w:val="en-US"/>
+        </w:rPr>
+      </w:pPr>
+    </w:p>
+    <w:p>
+      <w:pPr>
+        <w:rPr>
+          <w:sz w:val="20"/>
+          <w:szCs w:val="20"/>
+          <w:lang w:val="en-US"/>
+        </w:rPr>
+      </w:pPr>
+    </w:p>
+    <w:p>
+      <w:pPr>
+        <w:rPr>
+          <w:sz w:val="20"/>
+          <w:szCs w:val="20"/>
+          <w:lang w:val="en-US"/>
+        </w:rPr>
+      </w:pPr>
+    </w:p>
+    <w:p>
+      <w:pPr>
+        <w:rPr>
+          <w:sz w:val="20"/>
+          <w:szCs w:val="20"/>
+          <w:lang w:val="en-US"/>
+        </w:rPr>
+      </w:pPr>
+    </w:p>
+    <w:p>
+      <w:pPr>
+        <w:rPr>
+          <w:sz w:val="20"/>
+          <w:szCs w:val="20"/>
+          <w:lang w:val="en-US"/>
+        </w:rPr>
+      </w:pPr>
+    </w:p>
+    <w:p>
+      <w:pPr>
+        <w:rPr>
+          <w:sz w:val="20"/>
+          <w:szCs w:val="20"/>
+          <w:lang w:val="en-US"/>
+        </w:rPr>
+      </w:pPr>
+    </w:p>
+    <w:p>
+      <w:pPr>
+        <w:rPr>
+          <w:sz w:val="20"/>
+          <w:szCs w:val="20"/>
+          <w:lang w:val="en-US"/>
+        </w:rPr>
+      </w:pPr>
+    </w:p>
+    <w:p>
+      <w:pPr>
+        <w:rPr>
+          <w:sz w:val="20"/>
+          <w:szCs w:val="20"/>
+          <w:lang w:val="en-US"/>
+        </w:rPr>
+      </w:pPr>
+    </w:p>
+    <w:p>
+      <w:pPr>
+        <w:rPr>
+          <w:sz w:val="20"/>
+          <w:szCs w:val="20"/>
+          <w:lang w:val="en-US"/>
+        </w:rPr>
+      </w:pPr>
+    </w:p>
+    <w:p>
+      <w:pPr>
+        <w:rPr>
+          <w:sz w:val="20"/>
+          <w:szCs w:val="20"/>
+          <w:lang w:val="en-US"/>
+        </w:rPr>
+      </w:pPr>
+    </w:p>
+    <w:p>
+      <w:pPr>
+        <w:rPr>
+          <w:sz w:val="20"/>
+          <w:szCs w:val="20"/>
+          <w:lang w:val="en-US"/>
+        </w:rPr>
+      </w:pPr>
+    </w:p>
+    <w:p>
+      <w:pPr>
+        <w:rPr>
+          <w:sz w:val="20"/>
+          <w:szCs w:val="20"/>
+          <w:lang w:val="en-US"/>
+        </w:rPr>
+      </w:pPr>
+    </w:p>
+    <w:p>
+      <w:pPr>
+        <w:rPr>
+          <w:b/>
+          <w:bCs/>
+          <w:sz w:val="44"/>
+          <w:szCs w:val="44"/>
+          <w:lang w:val="en-US"/>
+        </w:rPr>
+      </w:pPr>
+      <w:r>
+        <w:rPr>
+          <w:b/>
+          <w:bCs/>
+          <w:sz w:val="44"/>
+          <w:szCs w:val="44"/>
+          <w:lang w:val="en-US"/>
+        </w:rPr>
+        <w:lastRenderedPageBreak/>
+        <w:t>Explanation:</w:t>
+      </w:r>
+    </w:p>
+    <w:p>
+      <w:pPr>
+        <w:rPr>
+          <w:sz w:val="28"/>
+          <w:szCs w:val="28"/>
+          <w:lang w:val="en-US"/>
+        </w:rPr>
+      </w:pPr>
+      <w:r>
+        <w:rPr>
+          <w:sz w:val="28"/>
+          <w:szCs w:val="28"/>
+          <w:lang w:val="en-US"/>
+        </w:rPr>
+        <w:t>Every 10 seconds, the Traffic Report is printed on the POX command screen as given at the start.</w:t>
+      </w:r>
+    </w:p>
+    <w:p>
+      <w:pPr>
+        <w:rPr>
+          <w:sz w:val="28"/>
+          <w:szCs w:val="28"/>
+          <w:lang w:val="en-US"/>
+        </w:rPr>
+      </w:pPr>
+      <w:r>
+        <w:rPr>
+          <w:sz w:val="28"/>
+          <w:szCs w:val="28"/>
+          <w:lang w:val="en-US"/>
+        </w:rPr>
+        <w:t>10.0.0.1 is allowed to communicate with 10.0.0.2 and nothing else is allowed as given at the start.</w:t>
+      </w:r>
+    </w:p>
+    <w:p>
+      <w:pPr>
+        <w:rPr>
+          <w:sz w:val="28"/>
+          <w:szCs w:val="28"/>
+          <w:lang w:val="en-US"/>
+        </w:rPr>
+      </w:pPr>
+    </w:p>
+    <w:p>
+      <w:pPr>
+        <w:rPr>
+          <w:sz w:val="28"/>
+          <w:szCs w:val="28"/>
+          <w:lang w:val="en-US"/>
+        </w:rPr>
+      </w:pPr>
+      <w:proofErr w:type="spellStart"/>
+      <w:r>
+        <w:rPr>
+          <w:sz w:val="28"/>
+          <w:szCs w:val="28"/>
+          <w:lang w:val="en-US"/>
+        </w:rPr>
+        <w:t>Handle_FlowStatsReceived</w:t>
+      </w:r>
+      <w:proofErr w:type="spellEnd"/>
+      <w:r>
+        <w:rPr>
+          <w:sz w:val="28"/>
+          <w:szCs w:val="28"/>
+          <w:lang w:val="en-US"/>
+        </w:rPr>
+        <w:t>:</w:t>
+      </w:r>
+    </w:p>
+    <w:p>
+      <w:pPr>
+        <w:rPr>
+          <w:sz w:val="28"/>
+          <w:szCs w:val="28"/>
+          <w:lang w:val="en-US"/>
+        </w:rPr>
+      </w:pPr>
+      <w:r>
+        <w:rPr>
+          <w:sz w:val="28"/>
+          <w:szCs w:val="28"/>
+          <w:lang w:val="en-US"/>
+        </w:rPr>
+        <w:t>Prints the Traffic Report while finding only the flow no., packets and bytes sent and received.</w:t>
+      </w:r>
+    </w:p>
+    <w:p>
+      <w:pPr>
+        <w:rPr>
+          <w:sz w:val="28"/>
+          <w:szCs w:val="28"/>
+          <w:lang w:val="en-US"/>
+        </w:rPr>
+      </w:pPr>
+      <w:proofErr w:type="spellStart"/>
+      <w:r>
+        <w:rPr>
+          <w:sz w:val="28"/>
+          <w:szCs w:val="28"/>
+          <w:lang w:val="en-US"/>
+        </w:rPr>
+        <w:t>SecureController</w:t>
+      </w:r>
+      <w:proofErr w:type="spellEnd"/>
+      <w:r>
+        <w:rPr>
+          <w:sz w:val="28"/>
+          <w:szCs w:val="28"/>
+          <w:lang w:val="en-US"/>
+        </w:rPr>
+        <w:t>:</w:t>
+      </w:r>
+    </w:p>
+    <w:p>
+      <w:pPr>
+        <w:rPr>
+          <w:sz w:val="28"/>
+          <w:szCs w:val="28"/>
+          <w:lang w:val="en-US"/>
+        </w:rPr>
+      </w:pPr>
+      <w:r>
+        <w:rPr>
+          <w:sz w:val="28"/>
+          <w:szCs w:val="28"/>
+          <w:lang w:val="en-US"/>
+        </w:rPr>
+        <w:t>This is the brain of the system.</w:t>
+      </w:r>
+      <w:r>
+        <w:rPr>
+          <w:sz w:val="28"/>
+          <w:szCs w:val="28"/>
+          <w:lang w:val="en-US"/>
+        </w:rPr>
+        <w:t xml:space="preserve"> An if and else statement checks for the IPv4 address of the hosts and with that, allows or blocks the connection to happen, that is, the packets to flow from 1 system to another.</w:t>
+      </w:r>
+    </w:p>
+    <w:p>
+      <w:pPr>
+        <w:rPr>
+          <w:sz w:val="28"/>
+          <w:szCs w:val="28"/>
+          <w:lang w:val="en-US"/>
+        </w:rPr>
+      </w:pPr>
+    </w:p>
+    <w:p>
+      <w:pPr>
+        <w:rPr>
+          <w:sz w:val="28"/>
+          <w:szCs w:val="28"/>
+          <w:lang w:val="en-US"/>
+        </w:rPr>
+      </w:pPr>
+      <w:r>
+        <w:rPr>
+          <w:sz w:val="28"/>
+          <w:szCs w:val="28"/>
+          <w:lang w:val="en-US"/>
+        </w:rPr>
+        <w:t>When this file is not running, which means that the controller is not running, the packets sent will not be received and the sender system will be stuck in a loop trying to send packets to a receiver who can’t send ACK back.</w:t>
+      </w:r>
+    </w:p>
+    <w:p>
+      <w:pPr>
+        <w:rPr>
+          <w:sz w:val="28"/>
+          <w:szCs w:val="28"/>
+          <w:lang w:val="en-US"/>
+        </w:rPr>
+      </w:pPr>
+    </w:p>
+    <w:p>
+      <w:pPr>
+        <w:rPr>
+          <w:sz w:val="28"/>
+          <w:szCs w:val="28"/>
+          <w:lang w:val="en-US"/>
+        </w:rPr>
+      </w:pPr>
+    </w:p>
+    <w:p>
+      <w:pPr>
+        <w:rPr>
+          <w:sz w:val="28"/>
+          <w:szCs w:val="28"/>
+          <w:lang w:val="en-US"/>
+        </w:rPr>
+      </w:pPr>
+    </w:p>
+    <w:p>
+      <w:pPr>
+        <w:rPr>
+          <w:sz w:val="28"/>
+          <w:szCs w:val="28"/>
+          <w:lang w:val="en-US"/>
+        </w:rPr>
+      </w:pPr>
+    </w:p>
+    <w:p>
+      <w:pPr>
+        <w:rPr>
+          <w:sz w:val="28"/>
+          <w:szCs w:val="28"/>
+          <w:lang w:val="en-US"/>
+        </w:rPr>
+      </w:pPr>
+    </w:p>
+    <w:p>
+      <w:pPr>
+        <w:rPr>
+          <w:sz w:val="28"/>
+          <w:szCs w:val="28"/>
+          <w:lang w:val="en-US"/>
+        </w:rPr>
+      </w:pPr>
+    </w:p>
+    <w:p>
+      <w:pPr>
+        <w:rPr>
+          <w:sz w:val="28"/>
+          <w:szCs w:val="28"/>
+          <w:lang w:val="en-US"/>
+        </w:rPr>
+      </w:pPr>
+    </w:p>
+    <w:p>
+      <w:pPr>
+        <w:rPr>
+          <w:sz w:val="28"/>
+          <w:szCs w:val="28"/>
+          <w:lang w:val="en-US"/>
+        </w:rPr>
+      </w:pPr>
+    </w:p>
+    <w:p>
+      <w:pPr>
+        <w:rPr>
+          <w:sz w:val="28"/>
+          <w:szCs w:val="28"/>
+          <w:lang w:val="en-US"/>
+        </w:rPr>
+      </w:pPr>
+    </w:p>
+    <w:p>
+      <w:pPr>
+        <w:rPr>
+          <w:sz w:val="28"/>
+          <w:szCs w:val="28"/>
+          <w:lang w:val="en-US"/>
+        </w:rPr>
+      </w:pPr>
+    </w:p>
+    <w:p>
+      <w:pPr>
+        <w:rPr>
+          <w:sz w:val="28"/>
+          <w:szCs w:val="28"/>
+          <w:lang w:val="en-US"/>
+        </w:rPr>
+      </w:pPr>
+    </w:p>
+    <w:p>
+      <w:pPr>
+        <w:rPr>
+          <w:b/>
+          <w:bCs/>
+          <w:sz w:val="44"/>
+          <w:szCs w:val="44"/>
+          <w:lang w:val="en-US"/>
+        </w:rPr>
+      </w:pPr>
+      <w:r>
+        <w:rPr>
+          <w:b/>
+          <w:bCs/>
+          <w:sz w:val="44"/>
+          <w:szCs w:val="44"/>
+          <w:lang w:val="en-US"/>
+        </w:rPr>
+        <w:lastRenderedPageBreak/>
+        <w:t>Result Screenshots:</w:t>
+      </w:r>
+    </w:p>
+    <w:p>
+      <w:pPr>
+        <w:rPr>
+          <w:lang w:val="en-US"/>
+        </w:rPr>
+      </w:pPr>
+    </w:p>
+    <w:p>
+      <w:pPr>
+        <w:rPr>
+          <w:lang w:val="en-US"/>
+        </w:rPr>
+      </w:pPr>
+      <w:r>
+        <w:rPr>
+          <w:b/>
+          <w:bCs/>
+          <w:sz w:val="36"/>
+          <w:szCs w:val="36"/>
           <w:lang w:val="en-US"/>
         </w:rPr>
         <w:t>Scenario 1:</w:t>
@@ -103,36 +2929,15 @@
     <w:p>
       <w:pPr>
         <w:rPr>
-          <w:lang w:val="en-US"/>
-        </w:rPr>
-      </w:pPr>
-      <w:r>
-        <w:rPr>
-          <w:lang w:val="en-US"/>
-        </w:rPr>
-        <w:t>Allowed vs Block</w:t>
-      </w:r>
-      <w:r>
-        <w:rPr>
-          <w:lang w:val="en-US"/>
-        </w:rPr>
-        <w:t>ed</w:t>
-      </w:r>
-      <w:r>
-        <w:rPr>
-          <w:lang w:val="en-US"/>
-        </w:rPr>
-        <w:t>:</w:t>
-      </w:r>
-    </w:p>
-    <w:p>
-      <w:pPr>
-        <w:rPr>
-          <w:lang w:val="en-US"/>
-        </w:rPr>
-      </w:pPr>
-      <w:r>
-        <w:rPr>
+          <w:sz w:val="28"/>
+          <w:szCs w:val="28"/>
+          <w:lang w:val="en-US"/>
+        </w:rPr>
+      </w:pPr>
+      <w:r>
+        <w:rPr>
+          <w:sz w:val="28"/>
+          <w:szCs w:val="28"/>
           <w:lang w:val="en-US"/>
         </w:rPr>
         <w:t>Allowed:</w:t>
@@ -153,93 +2958,6 @@
             <wp:extent cx="5731510" cy="2976245"/>
             <wp:effectExtent l="0" t="0" r="2540" b="0"/>
             <wp:docPr id="1" name="Picture 1"/>
-            <wp:cNvGraphicFramePr>
-              <a:graphicFrameLocks xmlns:a="http://schemas.openxmlformats.org/drawingml/2006/main" noChangeAspect="1"/>
-            </wp:cNvGraphicFramePr>
-            <a:graphic xmlns:a="http://schemas.openxmlformats.org/drawingml/2006/main">
-              <a:graphicData uri="http://schemas.openxmlformats.org/drawingml/2006/picture">
-                <pic:pic xmlns:pic="http://schemas.openxmlformats.org/drawingml/2006/picture">
-                  <pic:nvPicPr>
-                    <pic:cNvPr id="0" name="Picture 1"/>
-                    <pic:cNvPicPr>
-                      <a:picLocks noChangeAspect="1" noChangeArrowheads="1"/>
-                    </pic:cNvPicPr>
-                  </pic:nvPicPr>
-                  <pic:blipFill>
-                    <a:blip r:embed="rId4" cstate="print">
-                      <a:extLst>
-                        <a:ext uri="{28A0092B-C50C-407E-A947-70E740481C1C}">
-                          <a14:useLocalDpi xmlns:a14="http://schemas.microsoft.com/office/drawing/2010/main" val="0"/>
-                        </a:ext>
-                      </a:extLst>
-                    </a:blip>
-                    <a:srcRect/>
-                    <a:stretch>
-                      <a:fillRect/>
-                    </a:stretch>
-                  </pic:blipFill>
-                  <pic:spPr bwMode="auto">
-                    <a:xfrm>
-                      <a:off x="0" y="0"/>
-                      <a:ext cx="5731510" cy="2976245"/>
-                    </a:xfrm>
-                    <a:prstGeom prst="rect">
-                      <a:avLst/>
-                    </a:prstGeom>
-                    <a:noFill/>
-                    <a:ln>
-                      <a:noFill/>
-                    </a:ln>
-                  </pic:spPr>
-                </pic:pic>
-              </a:graphicData>
-            </a:graphic>
-          </wp:inline>
-        </w:drawing>
-      </w:r>
-    </w:p>
-    <w:p>
-      <w:pPr>
-        <w:rPr>
-          <w:lang w:val="en-US"/>
-        </w:rPr>
-      </w:pPr>
-      <w:r>
-        <w:rPr>
-          <w:lang w:val="en-US"/>
-        </w:rPr>
-        <w:t>POX controller knows that H1 can connect with H2, so the connection is allowed to be established.</w:t>
-      </w:r>
-    </w:p>
-    <w:p>
-      <w:pPr>
-        <w:rPr>
-          <w:lang w:val="en-US"/>
-        </w:rPr>
-      </w:pPr>
-      <w:r>
-        <w:rPr>
-          <w:lang w:val="en-US"/>
-        </w:rPr>
-        <w:t>Blocked:</w:t>
-      </w:r>
-    </w:p>
-    <w:p>
-      <w:pPr>
-        <w:rPr>
-          <w:lang w:val="en-US"/>
-        </w:rPr>
-      </w:pPr>
-      <w:r>
-        <w:rPr>
-          <w:noProof/>
-        </w:rPr>
-        <w:lastRenderedPageBreak/>
-        <w:drawing>
-          <wp:inline distT="0" distB="0" distL="0" distR="0" wp14:anchorId="5C5A8BAC" wp14:editId="28900349">
-            <wp:extent cx="5731510" cy="2976245"/>
-            <wp:effectExtent l="0" t="0" r="2540" b="0"/>
-            <wp:docPr id="5" name="Picture 5"/>
             <wp:cNvGraphicFramePr>
               <a:graphicFrameLocks xmlns:a="http://schemas.openxmlformats.org/drawingml/2006/main" noChangeAspect="1"/>
             </wp:cNvGraphicFramePr>
@@ -284,71 +3002,39 @@
           </wp:inline>
         </w:drawing>
       </w:r>
-      <w:bookmarkStart w:id="0" w:name="_GoBack"/>
-      <w:bookmarkEnd w:id="0"/>
-    </w:p>
-    <w:p>
-      <w:pPr>
-        <w:rPr>
-          <w:lang w:val="en-US"/>
-        </w:rPr>
-      </w:pPr>
-      <w:r>
-        <w:rPr>
-          <w:lang w:val="en-US"/>
-        </w:rPr>
-        <w:t xml:space="preserve">The POX controller knows that H1 can’t </w:t>
-      </w:r>
-      <w:r>
-        <w:rPr>
-          <w:lang w:val="en-US"/>
-        </w:rPr>
-        <w:t xml:space="preserve">connect </w:t>
-      </w:r>
-      <w:r>
-        <w:rPr>
-          <w:lang w:val="en-US"/>
-        </w:rPr>
-        <w:t>to H3 so it stops the connection from happening by calling it a blocked connection where all the packets time out.</w:t>
-      </w:r>
-    </w:p>
-    <w:p>
-      <w:pPr>
-        <w:rPr>
-          <w:lang w:val="en-US"/>
-        </w:rPr>
-      </w:pPr>
-      <w:r>
-        <w:rPr>
-          <w:lang w:val="en-US"/>
-        </w:rPr>
-        <w:t>Scenario 2:</w:t>
-      </w:r>
-    </w:p>
-    <w:p>
-      <w:pPr>
-        <w:rPr>
-          <w:lang w:val="en-US"/>
-        </w:rPr>
-      </w:pPr>
-      <w:r>
-        <w:rPr>
-          <w:lang w:val="en-US"/>
-        </w:rPr>
-        <w:t>Normal vs Failure:</w:t>
-      </w:r>
-    </w:p>
-    <w:p>
-      <w:pPr>
-        <w:rPr>
-          <w:lang w:val="en-US"/>
-        </w:rPr>
-      </w:pPr>
-      <w:r>
-        <w:rPr>
-          <w:lang w:val="en-US"/>
-        </w:rPr>
-        <w:t>Normal:</w:t>
+    </w:p>
+    <w:p>
+      <w:pPr>
+        <w:rPr>
+          <w:sz w:val="28"/>
+          <w:szCs w:val="28"/>
+          <w:lang w:val="en-US"/>
+        </w:rPr>
+      </w:pPr>
+      <w:r>
+        <w:rPr>
+          <w:sz w:val="28"/>
+          <w:szCs w:val="28"/>
+          <w:lang w:val="en-US"/>
+        </w:rPr>
+        <w:t>POX controller knows that H1 can connect with H2, so the connection is allowed to be established.</w:t>
+      </w:r>
+    </w:p>
+    <w:p>
+      <w:pPr>
+        <w:rPr>
+          <w:sz w:val="28"/>
+          <w:szCs w:val="28"/>
+          <w:lang w:val="en-US"/>
+        </w:rPr>
+      </w:pPr>
+      <w:r>
+        <w:rPr>
+          <w:sz w:val="28"/>
+          <w:szCs w:val="28"/>
+          <w:lang w:val="en-US"/>
+        </w:rPr>
+        <w:t>Blocked:</w:t>
       </w:r>
     </w:p>
     <w:p>
@@ -362,10 +3048,10 @@
           <w:noProof/>
         </w:rPr>
         <w:drawing>
-          <wp:inline distT="0" distB="0" distL="0" distR="0" wp14:anchorId="243C9F3F" wp14:editId="009CF13C">
+          <wp:inline distT="0" distB="0" distL="0" distR="0" wp14:anchorId="5C5A8BAC" wp14:editId="28900349">
             <wp:extent cx="5731510" cy="2976245"/>
             <wp:effectExtent l="0" t="0" r="2540" b="0"/>
-            <wp:docPr id="3" name="Picture 3"/>
+            <wp:docPr id="5" name="Picture 5"/>
             <wp:cNvGraphicFramePr>
               <a:graphicFrameLocks xmlns:a="http://schemas.openxmlformats.org/drawingml/2006/main" noChangeAspect="1"/>
             </wp:cNvGraphicFramePr>
@@ -373,7 +3059,7 @@
               <a:graphicData uri="http://schemas.openxmlformats.org/drawingml/2006/picture">
                 <pic:pic xmlns:pic="http://schemas.openxmlformats.org/drawingml/2006/picture">
                   <pic:nvPicPr>
-                    <pic:cNvPr id="0" name="Picture 5"/>
+                    <pic:cNvPr id="0" name="Picture 1"/>
                     <pic:cNvPicPr>
                       <a:picLocks noChangeAspect="1" noChangeArrowheads="1"/>
                     </pic:cNvPicPr>
@@ -421,20 +3107,54 @@
         <w:rPr>
           <w:lang w:val="en-US"/>
         </w:rPr>
-        <w:t>The packets are sent and received correctly.</w:t>
-      </w:r>
-    </w:p>
-    <w:p>
-      <w:pPr>
-        <w:rPr>
-          <w:lang w:val="en-US"/>
-        </w:rPr>
-      </w:pPr>
-      <w:r>
-        <w:rPr>
-          <w:lang w:val="en-US"/>
-        </w:rPr>
-        <w:t>Failure:</w:t>
+        <w:lastRenderedPageBreak/>
+        <w:t xml:space="preserve">The POX controller knows that H1 can’t </w:t>
+      </w:r>
+      <w:r>
+        <w:rPr>
+          <w:lang w:val="en-US"/>
+        </w:rPr>
+        <w:t xml:space="preserve">connect </w:t>
+      </w:r>
+      <w:r>
+        <w:rPr>
+          <w:lang w:val="en-US"/>
+        </w:rPr>
+        <w:t>to H3 so it stops the connection from happening by calling it a blocked connection where all the packets time out.</w:t>
+      </w:r>
+    </w:p>
+    <w:p>
+      <w:pPr>
+        <w:rPr>
+          <w:lang w:val="en-US"/>
+        </w:rPr>
+      </w:pPr>
+      <w:r>
+        <w:rPr>
+          <w:b/>
+          <w:bCs/>
+          <w:sz w:val="36"/>
+          <w:szCs w:val="36"/>
+          <w:lang w:val="en-US"/>
+        </w:rPr>
+        <w:t>Scenario 2:</w:t>
+      </w:r>
+    </w:p>
+    <w:p>
+      <w:pPr>
+        <w:rPr>
+          <w:sz w:val="36"/>
+          <w:szCs w:val="36"/>
+          <w:lang w:val="en-US"/>
+        </w:rPr>
+      </w:pPr>
+      <w:r>
+        <w:rPr>
+          <w:sz w:val="36"/>
+          <w:szCs w:val="36"/>
+          <w:lang w:val="en-US"/>
+        </w:rPr>
+        <w:t>Normal:</w:t>
       </w:r>
     </w:p>
     <w:p>
@@ -447,12 +3167,11 @@
         <w:rPr>
           <w:noProof/>
         </w:rPr>
-        <w:lastRenderedPageBreak/>
         <w:drawing>
-          <wp:inline distT="0" distB="0" distL="0" distR="0" wp14:anchorId="7D5DEED3" wp14:editId="56B4857F">
+          <wp:inline distT="0" distB="0" distL="0" distR="0" wp14:anchorId="243C9F3F" wp14:editId="009CF13C">
             <wp:extent cx="5731510" cy="2976245"/>
             <wp:effectExtent l="0" t="0" r="2540" b="0"/>
-            <wp:docPr id="4" name="Picture 4"/>
+            <wp:docPr id="3" name="Picture 3"/>
             <wp:cNvGraphicFramePr>
               <a:graphicFrameLocks xmlns:a="http://schemas.openxmlformats.org/drawingml/2006/main" noChangeAspect="1"/>
             </wp:cNvGraphicFramePr>
@@ -460,7 +3179,7 @@
               <a:graphicData uri="http://schemas.openxmlformats.org/drawingml/2006/picture">
                 <pic:pic xmlns:pic="http://schemas.openxmlformats.org/drawingml/2006/picture">
                   <pic:nvPicPr>
-                    <pic:cNvPr id="0" name="Picture 7"/>
+                    <pic:cNvPr id="0" name="Picture 5"/>
                     <pic:cNvPicPr>
                       <a:picLocks noChangeAspect="1" noChangeArrowheads="1"/>
                     </pic:cNvPicPr>
@@ -501,32 +3220,169 @@
     <w:p>
       <w:pPr>
         <w:rPr>
-          <w:lang w:val="en-US"/>
-        </w:rPr>
-      </w:pPr>
-      <w:r>
-        <w:rPr>
-          <w:lang w:val="en-US"/>
-        </w:rPr>
+          <w:sz w:val="28"/>
+          <w:szCs w:val="28"/>
+          <w:lang w:val="en-US"/>
+        </w:rPr>
+      </w:pPr>
+      <w:r>
+        <w:rPr>
+          <w:sz w:val="28"/>
+          <w:szCs w:val="28"/>
+          <w:lang w:val="en-US"/>
+        </w:rPr>
+        <w:t>The packets are sent and received correctly</w:t>
+      </w:r>
+      <w:r>
+        <w:rPr>
+          <w:sz w:val="28"/>
+          <w:szCs w:val="28"/>
+          <w:lang w:val="en-US"/>
+        </w:rPr>
+        <w:t xml:space="preserve"> as they would in a normal working connection</w:t>
+      </w:r>
+      <w:r>
+        <w:rPr>
+          <w:sz w:val="28"/>
+          <w:szCs w:val="28"/>
+          <w:lang w:val="en-US"/>
+        </w:rPr>
+        <w:t>.</w:t>
+      </w:r>
+    </w:p>
+    <w:p>
+      <w:pPr>
+        <w:rPr>
+          <w:sz w:val="36"/>
+          <w:szCs w:val="36"/>
+          <w:lang w:val="en-US"/>
+        </w:rPr>
+      </w:pPr>
+      <w:r>
+        <w:rPr>
+          <w:sz w:val="36"/>
+          <w:szCs w:val="36"/>
+          <w:lang w:val="en-US"/>
+        </w:rPr>
+        <w:t>Failure:</w:t>
+      </w:r>
+    </w:p>
+    <w:p>
+      <w:pPr>
+        <w:rPr>
+          <w:lang w:val="en-US"/>
+        </w:rPr>
+      </w:pPr>
+      <w:r>
+        <w:rPr>
+          <w:noProof/>
+        </w:rPr>
+        <w:drawing>
+          <wp:inline distT="0" distB="0" distL="0" distR="0" wp14:anchorId="7D5DEED3" wp14:editId="56B4857F">
+            <wp:extent cx="5731510" cy="2976245"/>
+            <wp:effectExtent l="0" t="0" r="2540" b="0"/>
+            <wp:docPr id="4" name="Picture 4"/>
+            <wp:cNvGraphicFramePr>
+              <a:graphicFrameLocks xmlns:a="http://schemas.openxmlformats.org/drawingml/2006/main" noChangeAspect="1"/>
+            </wp:cNvGraphicFramePr>
+            <a:graphic xmlns:a="http://schemas.openxmlformats.org/drawingml/2006/main">
+              <a:graphicData uri="http://schemas.openxmlformats.org/drawingml/2006/picture">
+                <pic:pic xmlns:pic="http://schemas.openxmlformats.org/drawingml/2006/picture">
+                  <pic:nvPicPr>
+                    <pic:cNvPr id="0" name="Picture 7"/>
+                    <pic:cNvPicPr>
+                      <a:picLocks noChangeAspect="1" noChangeArrowheads="1"/>
+                    </pic:cNvPicPr>
+                  </pic:nvPicPr>
+                  <pic:blipFill>
+                    <a:blip r:embed="rId8" cstate="print">
+                      <a:extLst>
+                        <a:ext uri="{28A0092B-C50C-407E-A947-70E740481C1C}">
+                          <a14:useLocalDpi xmlns:a14="http://schemas.microsoft.com/office/drawing/2010/main" val="0"/>
+                        </a:ext>
+                      </a:extLst>
+                    </a:blip>
+                    <a:srcRect/>
+                    <a:stretch>
+                      <a:fillRect/>
+                    </a:stretch>
+                  </pic:blipFill>
+                  <pic:spPr bwMode="auto">
+                    <a:xfrm>
+                      <a:off x="0" y="0"/>
+                      <a:ext cx="5731510" cy="2976245"/>
+                    </a:xfrm>
+                    <a:prstGeom prst="rect">
+                      <a:avLst/>
+                    </a:prstGeom>
+                    <a:noFill/>
+                    <a:ln>
+                      <a:noFill/>
+                    </a:ln>
+                  </pic:spPr>
+                </pic:pic>
+              </a:graphicData>
+            </a:graphic>
+          </wp:inline>
+        </w:drawing>
+      </w:r>
+    </w:p>
+    <w:p>
+      <w:pPr>
+        <w:rPr>
+          <w:sz w:val="28"/>
+          <w:szCs w:val="28"/>
+          <w:lang w:val="en-US"/>
+        </w:rPr>
+      </w:pPr>
+      <w:r>
+        <w:rPr>
+          <w:sz w:val="28"/>
+          <w:szCs w:val="28"/>
+          <w:lang w:val="en-US"/>
+        </w:rPr>
+        <w:lastRenderedPageBreak/>
         <w:t xml:space="preserve">The POX controller is switched off leading to the packets </w:t>
       </w:r>
       <w:r>
         <w:rPr>
+          <w:sz w:val="28"/>
+          <w:szCs w:val="28"/>
           <w:lang w:val="en-US"/>
         </w:rPr>
         <w:t xml:space="preserve">are </w:t>
       </w:r>
       <w:r>
         <w:rPr>
+          <w:sz w:val="28"/>
+          <w:szCs w:val="28"/>
           <w:lang w:val="en-US"/>
         </w:rPr>
         <w:t xml:space="preserve">not being received </w:t>
       </w:r>
       <w:r>
         <w:rPr>
-          <w:lang w:val="en-US"/>
-        </w:rPr>
-        <w:t>and being recent by the sender(as shown by the error messages).</w:t>
+          <w:sz w:val="28"/>
+          <w:szCs w:val="28"/>
+          <w:lang w:val="en-US"/>
+        </w:rPr>
+        <w:t>and being recent by the sender</w:t>
+      </w:r>
+      <w:r>
+        <w:rPr>
+          <w:sz w:val="28"/>
+          <w:szCs w:val="28"/>
+          <w:lang w:val="en-US"/>
+        </w:rPr>
+        <w:t xml:space="preserve"> when they don’t receive ACK for the packets that they have sent </w:t>
+      </w:r>
+      <w:r>
+        <w:rPr>
+          <w:sz w:val="28"/>
+          <w:szCs w:val="28"/>
+          <w:lang w:val="en-US"/>
+        </w:rPr>
+        <w:t>(as shown by the error messages).</w:t>
       </w:r>
     </w:p>
     <w:sectPr>
@@ -537,6 +3393,127 @@
     </w:sectPr>
   </w:body>
 </w:document>
+</file>
+
+<file path=word/numbering.xml><?xml version="1.0" encoding="utf-8"?>
+<w:numbering xmlns:wpc="http://schemas.microsoft.com/office/word/2010/wordprocessingCanvas" xmlns:cx="http://schemas.microsoft.com/office/drawing/2014/chartex" xmlns:cx1="http://schemas.microsoft.com/office/drawing/2015/9/8/chartex" xmlns:cx2="http://schemas.microsoft.com/office/drawing/2015/10/21/chartex" xmlns:cx3="http://schemas.microsoft.com/office/drawing/2016/5/9/chartex" xmlns:cx4="http://schemas.microsoft.com/office/drawing/2016/5/10/chartex" xmlns:cx5="http://schemas.microsoft.com/office/drawing/2016/5/11/chartex" xmlns:cx6="http://schemas.microsoft.com/office/drawing/2016/5/12/chartex" xmlns:cx7="http://schemas.microsoft.com/office/drawing/2016/5/13/chartex" xmlns:cx8="http://schemas.microsoft.com/office/drawing/2016/5/14/chartex" xmlns:mc="http://schemas.openxmlformats.org/markup-compatibility/2006" xmlns:aink="http://schemas.microsoft.com/office/drawing/2016/ink" xmlns:am3d="http://schemas.microsoft.com/office/drawing/2017/model3d" xmlns:o="urn:schemas-microsoft-com:office:office" xmlns:r="http://schemas.openxmlformats.org/officeDocument/2006/relationships" xmlns:m="http://schemas.openxmlformats.org/officeDocument/2006/math" xmlns:v="urn:schemas-microsoft-com:vml" xmlns:wp14="http://schemas.microsoft.com/office/word/2010/wordprocessingDrawing" xmlns:wp="http://schemas.openxmlformats.org/drawingml/2006/wordprocessingDrawing" xmlns:w10="urn:schemas-microsoft-com:office:word" xmlns:w="http://schemas.openxmlformats.org/wordprocessingml/2006/main" xmlns:w14="http://schemas.microsoft.com/office/word/2010/wordml" xmlns:w15="http://schemas.microsoft.com/office/word/2012/wordml" xmlns:w16cex="http://schemas.microsoft.com/office/word/2018/wordml/cex" xmlns:w16cid="http://schemas.microsoft.com/office/word/2016/wordml/cid" xmlns:w16="http://schemas.microsoft.com/office/word/2018/wordml" xmlns:w16se="http://schemas.microsoft.com/office/word/2015/wordml/symex" xmlns:wpg="http://schemas.microsoft.com/office/word/2010/wordprocessingGroup" xmlns:wpi="http://schemas.microsoft.com/office/word/2010/wordprocessingInk" xmlns:wne="http://schemas.microsoft.com/office/word/2006/wordml" xmlns:wps="http://schemas.microsoft.com/office/word/2010/wordprocessingShape" mc:Ignorable="w14 w15 w16se w16cid w16 w16cex wp14">
+  <w:abstractNum w:abstractNumId="0" w15:restartNumberingAfterBreak="0">
+    <w:nsid w:val="3CAE1CA4"/>
+    <w:multiLevelType w:val="hybridMultilevel"/>
+    <w:tmpl w:val="0D3E4EA0"/>
+    <w:lvl w:ilvl="0" w:tplc="40090001">
+      <w:start w:val="1"/>
+      <w:numFmt w:val="bullet"/>
+      <w:lvlText w:val=""/>
+      <w:lvlJc w:val="left"/>
+      <w:pPr>
+        <w:ind w:left="720" w:hanging="360"/>
+      </w:pPr>
+      <w:rPr>
+        <w:rFonts w:ascii="Symbol" w:hAnsi="Symbol" w:hint="default"/>
+      </w:rPr>
+    </w:lvl>
+    <w:lvl w:ilvl="1" w:tplc="40090003" w:tentative="1">
+      <w:start w:val="1"/>
+      <w:numFmt w:val="bullet"/>
+      <w:lvlText w:val="o"/>
+      <w:lvlJc w:val="left"/>
+      <w:pPr>
+        <w:ind w:left="1440" w:hanging="360"/>
+      </w:pPr>
+      <w:rPr>
+        <w:rFonts w:ascii="Courier New" w:hAnsi="Courier New" w:cs="Courier New" w:hint="default"/>
+      </w:rPr>
+    </w:lvl>
+    <w:lvl w:ilvl="2" w:tplc="40090005" w:tentative="1">
+      <w:start w:val="1"/>
+      <w:numFmt w:val="bullet"/>
+      <w:lvlText w:val=""/>
+      <w:lvlJc w:val="left"/>
+      <w:pPr>
+        <w:ind w:left="2160" w:hanging="360"/>
+      </w:pPr>
+      <w:rPr>
+        <w:rFonts w:ascii="Wingdings" w:hAnsi="Wingdings" w:hint="default"/>
+      </w:rPr>
+    </w:lvl>
+    <w:lvl w:ilvl="3" w:tplc="40090001" w:tentative="1">
+      <w:start w:val="1"/>
+      <w:numFmt w:val="bullet"/>
+      <w:lvlText w:val=""/>
+      <w:lvlJc w:val="left"/>
+      <w:pPr>
+        <w:ind w:left="2880" w:hanging="360"/>
+      </w:pPr>
+      <w:rPr>
+        <w:rFonts w:ascii="Symbol" w:hAnsi="Symbol" w:hint="default"/>
+      </w:rPr>
+    </w:lvl>
+    <w:lvl w:ilvl="4" w:tplc="40090003" w:tentative="1">
+      <w:start w:val="1"/>
+      <w:numFmt w:val="bullet"/>
+      <w:lvlText w:val="o"/>
+      <w:lvlJc w:val="left"/>
+      <w:pPr>
+        <w:ind w:left="3600" w:hanging="360"/>
+      </w:pPr>
+      <w:rPr>
+        <w:rFonts w:ascii="Courier New" w:hAnsi="Courier New" w:cs="Courier New" w:hint="default"/>
+      </w:rPr>
+    </w:lvl>
+    <w:lvl w:ilvl="5" w:tplc="40090005" w:tentative="1">
+      <w:start w:val="1"/>
+      <w:numFmt w:val="bullet"/>
+      <w:lvlText w:val=""/>
+      <w:lvlJc w:val="left"/>
+      <w:pPr>
+        <w:ind w:left="4320" w:hanging="360"/>
+      </w:pPr>
+      <w:rPr>
+        <w:rFonts w:ascii="Wingdings" w:hAnsi="Wingdings" w:hint="default"/>
+      </w:rPr>
+    </w:lvl>
+    <w:lvl w:ilvl="6" w:tplc="40090001" w:tentative="1">
+      <w:start w:val="1"/>
+      <w:numFmt w:val="bullet"/>
+      <w:lvlText w:val=""/>
+      <w:lvlJc w:val="left"/>
+      <w:pPr>
+        <w:ind w:left="5040" w:hanging="360"/>
+      </w:pPr>
+      <w:rPr>
+        <w:rFonts w:ascii="Symbol" w:hAnsi="Symbol" w:hint="default"/>
+      </w:rPr>
+    </w:lvl>
+    <w:lvl w:ilvl="7" w:tplc="40090003" w:tentative="1">
+      <w:start w:val="1"/>
+      <w:numFmt w:val="bullet"/>
+      <w:lvlText w:val="o"/>
+      <w:lvlJc w:val="left"/>
+      <w:pPr>
+        <w:ind w:left="5760" w:hanging="360"/>
+      </w:pPr>
+      <w:rPr>
+        <w:rFonts w:ascii="Courier New" w:hAnsi="Courier New" w:cs="Courier New" w:hint="default"/>
+      </w:rPr>
+    </w:lvl>
+    <w:lvl w:ilvl="8" w:tplc="40090005" w:tentative="1">
+      <w:start w:val="1"/>
+      <w:numFmt w:val="bullet"/>
+      <w:lvlText w:val=""/>
+      <w:lvlJc w:val="left"/>
+      <w:pPr>
+        <w:ind w:left="6480" w:hanging="360"/>
+      </w:pPr>
+      <w:rPr>
+        <w:rFonts w:ascii="Wingdings" w:hAnsi="Wingdings" w:hint="default"/>
+      </w:rPr>
+    </w:lvl>
+  </w:abstractNum>
+  <w:num w:numId="1">
+    <w:abstractNumId w:val="0"/>
+  </w:num>
+</w:numbering>
 </file>
 
 <file path=word/styles.xml><?xml version="1.0" encoding="utf-8"?>
@@ -965,6 +3942,17 @@
     <w:semiHidden/>
     <w:unhideWhenUsed/>
   </w:style>
+  <w:style w:type="paragraph" w:styleId="ListParagraph">
+    <w:name w:val="List Paragraph"/>
+    <w:basedOn w:val="Normal"/>
+    <w:uiPriority w:val="34"/>
+    <w:qFormat/>
+    <w:rsid w:val="003D6752"/>
+    <w:pPr>
+      <w:ind w:left="720"/>
+      <w:contextualSpacing/>
+    </w:pPr>
+  </w:style>
 </w:styles>
 </file>
 
